--- a/courseware/LG-Human-AI Workforce with Autonomous AI Agents.docx
+++ b/courseware/LG-Human-AI Workforce with Autonomous AI Agents.docx
@@ -179,7 +179,7 @@
           <w:color w:val="1F6FEB"/>
           <w:sz w:val="24"/>
         </w:rPr>
-        <w:t>Version 2.3</w:t>
+        <w:t>Version 2.4</w:t>
       </w:r>
     </w:p>
     <w:p>
@@ -1212,6 +1212,64 @@
           </w:p>
         </w:tc>
       </w:tr>
+      <w:tr>
+        <w:tc>
+          <w:tcPr>
+            <w:tcW w:type="dxa" w:w="1152"/>
+          </w:tcPr>
+          <w:p>
+            <w:r/>
+            <w:r>
+              <w:rPr>
+                <w:sz w:val="19"/>
+              </w:rPr>
+              <w:t>2.4</w:t>
+            </w:r>
+          </w:p>
+        </w:tc>
+        <w:tc>
+          <w:tcPr>
+            <w:tcW w:type="dxa" w:w="1656"/>
+          </w:tcPr>
+          <w:p>
+            <w:r/>
+            <w:r>
+              <w:rPr>
+                <w:sz w:val="19"/>
+              </w:rPr>
+              <w:t>29 October 2026</w:t>
+            </w:r>
+          </w:p>
+        </w:tc>
+        <w:tc>
+          <w:tcPr>
+            <w:tcW w:type="dxa" w:w="5544"/>
+          </w:tcPr>
+          <w:p>
+            <w:r/>
+            <w:r>
+              <w:rPr>
+                <w:sz w:val="19"/>
+              </w:rPr>
+              <w:t>Admin slides aligned with the 'Agentic AI Applications with Claude Code' deck: 'Login to LMS and Download Course Material' slide with the current lms-tms.tertiaryinfotech.com sign-in screenshot replaces the outdated LMS slide; Claude Certified Associate (Foundations) badge added to Dr. Alfred Ang's trainer profile. Always-on agents: the four generic 'product inspection' slides replaced by step-by-step 'How to Set Up' walkthroughs for Claude Duet, Meta Muse, Grok Bot and OpenAI Dots from each vendor's official documentation (duplicate route slides merged). AI history timeline: Language era 2017–2023, Action era 2024 onward. Product-development slide rewritten as a worked Kopi Kaki Co. launch example (agent work vs human decision per stage). Whole deck re-sequenced for one continuous narration: Topic 1 runs history → agentic AI → human–AI work and use cases → always-on and the Big Four → Lab 1 setup walkthroughs and checks → Lab 1 → 'Under the hood' (the harness slides merged into one post-lab sequence, 40 min); Topic 2 introduces Kopi Kaki and its data, then Hermes, then places each lab's concept slides directly before that lab (Desktop and skills → Lab 2; Google Workspace and Excel → Lab 3; dashboard, PPT, video and test email → Lab 4) and closes Day 1 with reflection; Day 2 concept slides now precede Labs 6–8 as for Lab 5. Duplicate 'One Agent, Four Office Skills' slide removed. LP sessions and slide ranges re-mapped; LG Topic 1 re-ordered to match, with the product-development example and the four setup walkthroughs added. Timeline circles size to fit their words. QA fixes: Lab 4 now shows its video and approved-email step slides; lab overview cards and topic-divider subtitles no longer overflow; Lab 4 has its own subtitle; Hermes architecture slide links back to the morning harness; LP lab-reference and FG briefing slide ranges corrected; WA Q6 answer cites Activities 5 and 8.</w:t>
+            </w:r>
+          </w:p>
+        </w:tc>
+        <w:tc>
+          <w:tcPr>
+            <w:tcW w:type="dxa" w:w="1440"/>
+          </w:tcPr>
+          <w:p>
+            <w:r/>
+            <w:r>
+              <w:rPr>
+                <w:sz w:val="19"/>
+              </w:rPr>
+              <w:t>Dr. Alfred Ang</w:t>
+            </w:r>
+          </w:p>
+        </w:tc>
+      </w:tr>
     </w:tbl>
     <w:p>
       <w:r>
@@ -1392,7 +1450,7 @@
           <w:color w:val="333333"/>
           <w:sz w:val="21"/>
         </w:rPr>
-        <w:t>1.2 AI agents do the work; humans decide</w:t>
+        <w:t>1.2 Agentic AI and always-on AI agents</w:t>
         <w:tab/>
         <w:t>8</w:t>
       </w:r>
@@ -1412,9 +1470,9 @@
           <w:color w:val="333333"/>
           <w:sz w:val="21"/>
         </w:rPr>
-        <w:t>1.3 Eight selected opportunities</w:t>
+        <w:t>1.3 AI agents do the work; humans decide</w:t>
         <w:tab/>
-        <w:t>9</w:t>
+        <w:t>8</w:t>
       </w:r>
     </w:p>
     <w:p>
@@ -1432,7 +1490,7 @@
           <w:color w:val="333333"/>
           <w:sz w:val="21"/>
         </w:rPr>
-        <w:t>1.4 Agentic AI and always-on AI agents</w:t>
+        <w:t>1.4 Eight selected opportunities</w:t>
         <w:tab/>
         <w:t>9</w:t>
       </w:r>
@@ -1452,9 +1510,9 @@
           <w:color w:val="333333"/>
           <w:sz w:val="21"/>
         </w:rPr>
-        <w:t>1.5 Harness: the system around the model</w:t>
+        <w:t>1.5 Always-on deployment and the Big Four</w:t>
         <w:tab/>
-        <w:t>9</w:t>
+        <w:t>10</w:t>
       </w:r>
     </w:p>
     <w:p>
@@ -1472,9 +1530,9 @@
           <w:color w:val="333333"/>
           <w:sz w:val="21"/>
         </w:rPr>
-        <w:t>1.6 The Big Four — comparison from BULDRR, updated for Singapore</w:t>
+        <w:t>1.6 How to set up an always-on assistant</w:t>
         <w:tab/>
-        <w:t>10</w:t>
+        <w:t>11</w:t>
       </w:r>
     </w:p>
     <w:p>
@@ -1494,26 +1552,6 @@
         </w:rPr>
         <w:t>1.7 Evidence, ongoing work and human control</w:t>
         <w:tab/>
-        <w:t>11</w:t>
-      </w:r>
-    </w:p>
-    <w:p>
-      <w:pPr>
-        <w:tabs>
-          <w:tab w:pos="9072" w:val="right" w:leader="dot"/>
-        </w:tabs>
-        <w:spacing w:after="60"/>
-        <w:ind w:left="432"/>
-      </w:pPr>
-      <w:r>
-        <w:rPr>
-          <w:rFonts w:ascii="Arial" w:hAnsi="Arial"/>
-          <w:b w:val="0"/>
-          <w:color w:val="333333"/>
-          <w:sz w:val="21"/>
-        </w:rPr>
-        <w:t>1.8 Sources and further reading</w:t>
-        <w:tab/>
         <w:t>12</w:t>
       </w:r>
     </w:p>
@@ -1534,7 +1572,7 @@
         </w:rPr>
         <w:t>Lab 1 — Activity 1 — Set Up an Always-On Personal Assistant</w:t>
         <w:tab/>
-        <w:t>13</w:t>
+        <w:t>12</w:t>
       </w:r>
     </w:p>
     <w:p>
@@ -1552,9 +1590,29 @@
           <w:color w:val="333333"/>
           <w:sz w:val="21"/>
         </w:rPr>
-        <w:t>Morning results review and harness consolidation</w:t>
+        <w:t>1.8 Under the hood: how agents work</w:t>
         <w:tab/>
-        <w:t>17</w:t>
+        <w:t>16</w:t>
+      </w:r>
+    </w:p>
+    <w:p>
+      <w:pPr>
+        <w:tabs>
+          <w:tab w:pos="9072" w:val="right" w:leader="dot"/>
+        </w:tabs>
+        <w:spacing w:after="60"/>
+        <w:ind w:left="432"/>
+      </w:pPr>
+      <w:r>
+        <w:rPr>
+          <w:rFonts w:ascii="Arial" w:hAnsi="Arial"/>
+          <w:b w:val="0"/>
+          <w:color w:val="333333"/>
+          <w:sz w:val="21"/>
+        </w:rPr>
+        <w:t>1.9 Sources and further reading</w:t>
+        <w:tab/>
+        <w:t>18</w:t>
       </w:r>
     </w:p>
     <w:p>
@@ -1573,7 +1631,7 @@
         </w:rPr>
         <w:t>Topic 2 — Hermes Agent — Single-Agent Office Automation, Tools &amp; Skills</w:t>
         <w:tab/>
-        <w:t>17</w:t>
+        <w:t>19</w:t>
       </w:r>
     </w:p>
     <w:p>
@@ -1593,7 +1651,7 @@
         </w:rPr>
         <w:t>Introducing the company scenario — at the start of the Hermes labs</w:t>
         <w:tab/>
-        <w:t>17</w:t>
+        <w:t>19</w:t>
       </w:r>
     </w:p>
     <w:p>
@@ -1613,7 +1671,7 @@
         </w:rPr>
         <w:t>Lab 2 — Activity 2 — Hermes Desktop, Tools, Skills &amp; the Company Brief</w:t>
         <w:tab/>
-        <w:t>18</w:t>
+        <w:t>20</w:t>
       </w:r>
     </w:p>
     <w:p>
@@ -1633,7 +1691,7 @@
         </w:rPr>
         <w:t>Lab 3 — Activity 3 — Hermes Gmail, Calendar, Drive &amp; Excel</w:t>
         <w:tab/>
-        <w:t>23</w:t>
+        <w:t>24</w:t>
       </w:r>
     </w:p>
     <w:p>
@@ -1653,7 +1711,7 @@
         </w:rPr>
         <w:t>Lab 4 — Activity 4 — Hermes Dashboard, Professional PPT &amp; Single-Agent Video</w:t>
         <w:tab/>
-        <w:t>27</w:t>
+        <w:t>28</w:t>
       </w:r>
     </w:p>
     <w:p>
@@ -1672,7 +1730,7 @@
         </w:rPr>
         <w:t>Topic 3 — Hermes Teams &amp; OpenAI Dots — Kanban, Video &amp; Human Oversight</w:t>
         <w:tab/>
-        <w:t>31</w:t>
+        <w:t>33</w:t>
       </w:r>
     </w:p>
     <w:p>
@@ -1692,7 +1750,7 @@
         </w:rPr>
         <w:t>Lab 5 — Activity 5 — Hermes Bots &amp; Kanban Video Studio</w:t>
         <w:tab/>
-        <w:t>32</w:t>
+        <w:t>33</w:t>
       </w:r>
     </w:p>
     <w:p>
@@ -1712,7 +1770,7 @@
         </w:rPr>
         <w:t>Lab 6 — Activity 6 — Source Assurance, RAG Comparison &amp; Maintenance</w:t>
         <w:tab/>
-        <w:t>36</w:t>
+        <w:t>38</w:t>
       </w:r>
     </w:p>
     <w:p>
@@ -1732,7 +1790,7 @@
         </w:rPr>
         <w:t>Lab 7 — Activity 7 — OpenAI Dots: Supervised Launch Review</w:t>
         <w:tab/>
-        <w:t>39</w:t>
+        <w:t>40</w:t>
       </w:r>
     </w:p>
     <w:p>
@@ -1752,7 +1810,7 @@
         </w:rPr>
         <w:t>Lab 8 — Activity 8 — Revise, Verify &amp; Release the Team Video Locally</w:t>
         <w:tab/>
-        <w:t>42</w:t>
+        <w:t>43</w:t>
       </w:r>
     </w:p>
     <w:p>
@@ -1771,7 +1829,7 @@
         </w:rPr>
         <w:t>Assessment Preparation</w:t>
         <w:tab/>
-        <w:t>46</w:t>
+        <w:t>47</w:t>
       </w:r>
     </w:p>
     <w:p>
@@ -1790,7 +1848,7 @@
         </w:rPr>
         <w:t>Glossary</w:t>
         <w:tab/>
-        <w:t>46</w:t>
+        <w:t>47</w:t>
       </w:r>
       <w:r>
         <w:fldChar w:fldCharType="end"/>
@@ -2198,7 +2256,7 @@
               <w:rPr>
                 <w:sz w:val="19"/>
               </w:rPr>
-              <w:t>Brief AI history and two human–AI work modes; Agent harness, loop, context and human decisions; Big Four: Duet, Muse, Grok Bot and Dots; Activity 1 · Set up an always-on assistant; Activity 1: set up an always-on assistant</w:t>
+              <w:t>Brief AI history and two human–AI work modes; Big Four: Duet, Muse, Grok Bot and Dots; Activity 1 · Set up an always-on assistant; Under the hood: harness, loop, context and human decisions; Activity 1: set up an always-on assistant</w:t>
             </w:r>
           </w:p>
         </w:tc>
@@ -2759,7 +2817,20 @@
         <w:pStyle w:val="Heading2"/>
       </w:pPr>
       <w:r>
-        <w:t>1.2 AI agents do the work; humans decide</w:t>
+        <w:t>1.2 Agentic AI and always-on AI agents</w:t>
+      </w:r>
+    </w:p>
+    <w:p>
+      <w:r>
+        <w:t>Agentic AI describes goal-directed systems that plan, act and use feedback; a system may contain one agent or a coordinated team. In this course we focus on an always-on AI agent as a persistent, 24/7-capable agentic system that can work between messages. This is the deployment focus of the course, not a universal definition of all AI agents or an uptime promise. A running host, access, budget and service availability are still required.</w:t>
+      </w:r>
+    </w:p>
+    <w:p>
+      <w:pPr>
+        <w:pStyle w:val="Heading2"/>
+      </w:pPr>
+      <w:r>
+        <w:t>1.3 AI agents do the work; humans decide</w:t>
       </w:r>
     </w:p>
     <w:p>
@@ -2976,7 +3047,7 @@
         <w:pStyle w:val="Heading2"/>
       </w:pPr>
       <w:r>
-        <w:t>1.3 Eight selected opportunities</w:t>
+        <w:t>1.4 Eight selected opportunities</w:t>
       </w:r>
     </w:p>
     <w:tbl>
@@ -3408,28 +3479,15 @@
     </w:p>
     <w:p>
       <w:pPr>
-        <w:pStyle w:val="Heading2"/>
-      </w:pPr>
-      <w:r>
-        <w:t>1.4 Agentic AI and always-on AI agents</w:t>
-      </w:r>
-    </w:p>
-    <w:p>
-      <w:r>
-        <w:t>Agentic AI describes goal-directed systems that plan, act and use feedback; a system may contain one agent or a coordinated team. In this course we focus on an always-on AI agent as a persistent, 24/7-capable agentic system that can work between messages. This is the deployment focus of the course, not a universal definition of all AI agents or an uptime promise. A running host, access, budget and service availability are still required.</w:t>
-      </w:r>
-    </w:p>
-    <w:p>
-      <w:r>
-        <w:t>OpenClaw → Hermes → hosted agents such as Dots, Muse, Duet and Grok Bot is a teaching progression through deployment/work choices, not corporate lineage. Local agents stop when their runtime stops; a managed cloud agent can keep working while your device is off, within its current limits. A list of avatars is not proof of multi-agent execution; verify actual worker runs, owned outputs and hand-offs.</w:t>
-      </w:r>
-    </w:p>
-    <w:p>
-      <w:pPr>
-        <w:pStyle w:val="Heading2"/>
-      </w:pPr>
-      <w:r>
-        <w:t>1.5 Harness: the system around the model</w:t>
+        <w:pStyle w:val="Heading3"/>
+      </w:pPr>
+      <w:r>
+        <w:t>Product development: agents across the lifecycle</w:t>
+      </w:r>
+    </w:p>
+    <w:p>
+      <w:r>
+        <w:t>Worked example: Kopi Kaki Co. launches a new iced oat latte. At every stage the agent does the work and a person makes the decision that carries business risk.</w:t>
       </w:r>
     </w:p>
     <w:tbl>
@@ -3457,7 +3515,7 @@
                 <w:color w:val="FFFFFF"/>
                 <w:sz w:val="19"/>
               </w:rPr>
-              <w:t>Component</w:t>
+              <w:t>Stage</w:t>
             </w:r>
           </w:p>
         </w:tc>
@@ -3474,7 +3532,7 @@
                 <w:color w:val="FFFFFF"/>
                 <w:sz w:val="19"/>
               </w:rPr>
-              <w:t>Function</w:t>
+              <w:t>What the agent does</w:t>
             </w:r>
           </w:p>
         </w:tc>
@@ -3491,7 +3549,7 @@
                 <w:color w:val="FFFFFF"/>
                 <w:sz w:val="19"/>
               </w:rPr>
-              <w:t>What to inspect</w:t>
+              <w:t>What the human decides</w:t>
             </w:r>
           </w:p>
         </w:tc>
@@ -3507,7 +3565,7 @@
               <w:rPr>
                 <w:sz w:val="19"/>
               </w:rPr>
-              <w:t>Model</w:t>
+              <w:t>1 Discovery</w:t>
             </w:r>
           </w:p>
         </w:tc>
@@ -3521,7 +3579,7 @@
               <w:rPr>
                 <w:sz w:val="19"/>
               </w:rPr>
-              <w:t>Proposes next tokens and actions</w:t>
+              <w:t>Reads 200 customer reviews and competitor menus; lists the top requests with review IDs.</w:t>
             </w:r>
           </w:p>
         </w:tc>
@@ -3535,7 +3593,7 @@
               <w:rPr>
                 <w:sz w:val="19"/>
               </w:rPr>
-              <w:t>Model access and observed limitations</w:t>
+              <w:t>Which customer problem to solve.</w:t>
             </w:r>
           </w:p>
         </w:tc>
@@ -3551,7 +3609,7 @@
               <w:rPr>
                 <w:sz w:val="19"/>
               </w:rPr>
-              <w:t>Tools</w:t>
+              <w:t>2 Design + build</w:t>
             </w:r>
           </w:p>
         </w:tc>
@@ -3565,7 +3623,7 @@
               <w:rPr>
                 <w:sz w:val="19"/>
               </w:rPr>
-              <w:t>Execute reads, calculations, browsing and rendering</w:t>
+              <w:t>Drafts the drink spec, menu card, poster and a short launch video script.</w:t>
             </w:r>
           </w:p>
         </w:tc>
@@ -3579,7 +3637,7 @@
               <w:rPr>
                 <w:sz w:val="19"/>
               </w:rPr>
-              <w:t>Actual executable/API result</w:t>
+              <w:t>Recipe, price and brand wording.</w:t>
             </w:r>
           </w:p>
         </w:tc>
@@ -3595,7 +3653,7 @@
               <w:rPr>
                 <w:sz w:val="19"/>
               </w:rPr>
-              <w:t>Skills</w:t>
+              <w:t>3 Test + QA</w:t>
             </w:r>
           </w:p>
         </w:tc>
@@ -3609,7 +3667,7 @@
               <w:rPr>
                 <w:sz w:val="19"/>
               </w:rPr>
-              <w:t>Reusable procedures and verification checks</w:t>
+              <w:t>Auditor agent re-checks prices, allergens and claims against the source sheet.</w:t>
             </w:r>
           </w:p>
         </w:tc>
@@ -3623,7 +3681,7 @@
               <w:rPr>
                 <w:sz w:val="19"/>
               </w:rPr>
-              <w:t>Reviewed SKILL.md, scripts and source</w:t>
+              <w:t>Fix flagged errors; sign off release.</w:t>
             </w:r>
           </w:p>
         </w:tc>
@@ -3639,7 +3697,7 @@
               <w:rPr>
                 <w:sz w:val="19"/>
               </w:rPr>
-              <w:t>Memory</w:t>
+              <w:t>4 Launch</w:t>
             </w:r>
           </w:p>
         </w:tc>
@@ -3653,7 +3711,7 @@
               <w:rPr>
                 <w:sz w:val="19"/>
               </w:rPr>
-              <w:t>Persist approved preferences and decisions</w:t>
+              <w:t>Posts the approved content and sorts incoming feedback into a queue.</w:t>
             </w:r>
           </w:p>
         </w:tc>
@@ -3667,7 +3725,7 @@
               <w:rPr>
                 <w:sz w:val="19"/>
               </w:rPr>
-              <w:t>Saved entry and fresh-session recall</w:t>
+              <w:t>Complaints and anything sensitive.</w:t>
             </w:r>
           </w:p>
         </w:tc>
@@ -3683,7 +3741,7 @@
               <w:rPr>
                 <w:sz w:val="19"/>
               </w:rPr>
-              <w:t>Knowledge base</w:t>
+              <w:t>5 Measure + improve</w:t>
             </w:r>
           </w:p>
         </w:tc>
@@ -3697,7 +3755,7 @@
               <w:rPr>
                 <w:sz w:val="19"/>
               </w:rPr>
-              <w:t>Curated evidence with owners and versions</w:t>
+              <w:t>Compares week-1 sales with the target and suggests what to change.</w:t>
             </w:r>
           </w:p>
         </w:tc>
@@ -3711,183 +3769,7 @@
               <w:rPr>
                 <w:sz w:val="19"/>
               </w:rPr>
-              <w:t>Source access, freshness and passage support</w:t>
-            </w:r>
-          </w:p>
-        </w:tc>
-      </w:tr>
-      <w:tr>
-        <w:tc>
-          <w:tcPr>
-            <w:tcW w:type="dxa" w:w="2880"/>
-          </w:tcPr>
-          <w:p>
-            <w:r/>
-            <w:r>
-              <w:rPr>
-                <w:sz w:val="19"/>
-              </w:rPr>
-              <w:t>Instructions</w:t>
-            </w:r>
-          </w:p>
-        </w:tc>
-        <w:tc>
-          <w:tcPr>
-            <w:tcW w:type="dxa" w:w="2880"/>
-          </w:tcPr>
-          <w:p>
-            <w:r/>
-            <w:r>
-              <w:rPr>
-                <w:sz w:val="19"/>
-              </w:rPr>
-              <w:t>Goal, policies and output contract</w:t>
-            </w:r>
-          </w:p>
-        </w:tc>
-        <w:tc>
-          <w:tcPr>
-            <w:tcW w:type="dxa" w:w="2880"/>
-          </w:tcPr>
-          <w:p>
-            <w:r/>
-            <w:r>
-              <w:rPr>
-                <w:sz w:val="19"/>
-              </w:rPr>
-              <w:t>Authority and stop conditions</w:t>
-            </w:r>
-          </w:p>
-        </w:tc>
-      </w:tr>
-      <w:tr>
-        <w:tc>
-          <w:tcPr>
-            <w:tcW w:type="dxa" w:w="2880"/>
-          </w:tcPr>
-          <w:p>
-            <w:r/>
-            <w:r>
-              <w:rPr>
-                <w:sz w:val="19"/>
-              </w:rPr>
-              <w:t>Context</w:t>
-            </w:r>
-          </w:p>
-        </w:tc>
-        <w:tc>
-          <w:tcPr>
-            <w:tcW w:type="dxa" w:w="2880"/>
-          </w:tcPr>
-          <w:p>
-            <w:r/>
-            <w:r>
-              <w:rPr>
-                <w:sz w:val="19"/>
-              </w:rPr>
-              <w:t>Selected instructions, memory, retrieved knowledge and recent tool results</w:t>
-            </w:r>
-          </w:p>
-        </w:tc>
-        <w:tc>
-          <w:tcPr>
-            <w:tcW w:type="dxa" w:w="2880"/>
-          </w:tcPr>
-          <w:p>
-            <w:r/>
-            <w:r>
-              <w:rPr>
-                <w:sz w:val="19"/>
-              </w:rPr>
-              <w:t>Relevant material fits the finite context window</w:t>
-            </w:r>
-          </w:p>
-        </w:tc>
-      </w:tr>
-      <w:tr>
-        <w:tc>
-          <w:tcPr>
-            <w:tcW w:type="dxa" w:w="2880"/>
-          </w:tcPr>
-          <w:p>
-            <w:r/>
-            <w:r>
-              <w:rPr>
-                <w:sz w:val="19"/>
-              </w:rPr>
-              <w:t>Agentic loop</w:t>
-            </w:r>
-          </w:p>
-        </w:tc>
-        <w:tc>
-          <w:tcPr>
-            <w:tcW w:type="dxa" w:w="2880"/>
-          </w:tcPr>
-          <w:p>
-            <w:r/>
-            <w:r>
-              <w:rPr>
-                <w:sz w:val="19"/>
-              </w:rPr>
-              <w:t>Observe → select → act → verify → repeat/ask/stop</w:t>
-            </w:r>
-          </w:p>
-        </w:tc>
-        <w:tc>
-          <w:tcPr>
-            <w:tcW w:type="dxa" w:w="2880"/>
-          </w:tcPr>
-          <w:p>
-            <w:r/>
-            <w:r>
-              <w:rPr>
-                <w:sz w:val="19"/>
-              </w:rPr>
-              <w:t>Real state changes and error handling</w:t>
-            </w:r>
-          </w:p>
-        </w:tc>
-      </w:tr>
-      <w:tr>
-        <w:tc>
-          <w:tcPr>
-            <w:tcW w:type="dxa" w:w="2880"/>
-          </w:tcPr>
-          <w:p>
-            <w:r/>
-            <w:r>
-              <w:rPr>
-                <w:sz w:val="19"/>
-              </w:rPr>
-              <w:t>Security</w:t>
-            </w:r>
-          </w:p>
-        </w:tc>
-        <w:tc>
-          <w:tcPr>
-            <w:tcW w:type="dxa" w:w="2880"/>
-          </w:tcPr>
-          <w:p>
-            <w:r/>
-            <w:r>
-              <w:rPr>
-                <w:sz w:val="19"/>
-              </w:rPr>
-              <w:t>Identity, permissions, approvals, budgets and logs</w:t>
-            </w:r>
-          </w:p>
-        </w:tc>
-        <w:tc>
-          <w:tcPr>
-            <w:tcW w:type="dxa" w:w="2880"/>
-          </w:tcPr>
-          <w:p>
-            <w:r/>
-            <w:r>
-              <w:rPr>
-                <w:sz w:val="19"/>
-              </w:rPr>
-              <w:t>OAuth and runtime policy checked separately</w:t>
+              <w:t>Keep, change or stop the product.</w:t>
             </w:r>
           </w:p>
         </w:tc>
@@ -3899,16 +3781,16 @@
       </w:pPr>
     </w:p>
     <w:p>
-      <w:r>
-        <w:t>Email, web pages and spreadsheet cells are untrusted task data. Their text cannot authorise sends, purchases or new access. Skill installation grants neither executable capability nor OAuth permission. A failed service must be reported explicitly, never interpreted as an empty schedule or fabricated success.</w:t>
-      </w:r>
-    </w:p>
-    <w:p>
       <w:pPr>
         <w:pStyle w:val="Heading2"/>
       </w:pPr>
       <w:r>
-        <w:t>1.6 The Big Four — comparison from BULDRR, updated for Singapore</w:t>
+        <w:t>1.5 Always-on deployment and the Big Four</w:t>
+      </w:r>
+    </w:p>
+    <w:p>
+      <w:r>
+        <w:t>OpenClaw → Hermes → hosted agents such as Dots, Muse, Duet and Grok Bot is a teaching progression through deployment/work choices, not corporate lineage. Local agents stop when their runtime stops; a managed cloud agent can keep working while your device is off, within its current limits. A list of avatars is not proof of multi-agent execution; verify actual worker runs, owned outputs and hand-offs.</w:t>
       </w:r>
     </w:p>
     <w:p>
@@ -4212,8 +4094,64 @@
       </w:r>
     </w:p>
     <w:p>
-      <w:r>
-        <w:t>Setup: install the official Meta developer app, sign in, then Settings → Connectors → Connect beside Gmail → Continue → browser authorization. Repeat for Google Calendar and verify the assigned identity in both services. You can also ask Muse to connect Gmail/Calendar. Keep sensitive-action approval enabled; use retrieve-only permissions where offered. Activity 1 provides all three guided routes and requires execution of one accessible route.</w:t>
+      <w:pPr>
+        <w:pStyle w:val="Heading2"/>
+      </w:pPr>
+      <w:r>
+        <w:t>1.6 How to set up an always-on assistant</w:t>
+      </w:r>
+    </w:p>
+    <w:p>
+      <w:r>
+        <w:t>The class executes one route: Muse is recommended in Singapore; use Dots or Grok Bot only with an eligible account. Claude Duet is shown for reference (US Pro/Max research preview). Use only the trainer-assigned Google account and connect Gmail and Google Calendar separately.</w:t>
+      </w:r>
+    </w:p>
+    <w:p>
+      <w:pPr>
+        <w:pStyle w:val="Heading3"/>
+      </w:pPr>
+      <w:r>
+        <w:t>Meta Muse (recommended)</w:t>
+      </w:r>
+    </w:p>
+    <w:p>
+      <w:pPr>
+        <w:pStyle w:val="ListNumber"/>
+      </w:pPr>
+      <w:r>
+        <w:t>Install Muse from Meta (iOS / Android) or open muse.ai; confirm the developer is Meta Platforms, Inc.</w:t>
+      </w:r>
+    </w:p>
+    <w:p>
+      <w:pPr>
+        <w:pStyle w:val="ListNumber"/>
+      </w:pPr>
+      <w:r>
+        <w:t>Complete sign-in and onboarding; Facebook, Instagram and Threads link automatically through Accounts Center.</w:t>
+      </w:r>
+    </w:p>
+    <w:p>
+      <w:pPr>
+        <w:pStyle w:val="ListNumber"/>
+      </w:pPr>
+      <w:r>
+        <w:t>Go to Settings → Connectors → Connect beside Gmail → Continue.</w:t>
+      </w:r>
+    </w:p>
+    <w:p>
+      <w:pPr>
+        <w:pStyle w:val="ListNumber"/>
+      </w:pPr>
+      <w:r>
+        <w:t>Finish the Google login in the browser; repeat for Google Calendar.</w:t>
+      </w:r>
+    </w:p>
+    <w:p>
+      <w:pPr>
+        <w:pStyle w:val="ListNumber"/>
+      </w:pPr>
+      <w:r>
+        <w:t>Keep retrieve-only where offered and approve sends and invites. Shortcut: ask “Connect my Gmail”; disconnect anytime in Settings → Connectors.</w:t>
       </w:r>
     </w:p>
     <w:p>
@@ -4227,393 +4165,50 @@
     </w:p>
     <w:p>
       <w:pPr>
-        <w:pStyle w:val="Heading2"/>
-      </w:pPr>
-      <w:r>
-        <w:t>1.7 Evidence, ongoing work and human control</w:t>
-      </w:r>
-    </w:p>
-    <w:p>
-      <w:r>
-        <w:t>Check the schedule in Asia/Singapore against actual source events, draft a reply, correct one detail and inspect the real task stop/pause state. Closing a chat need not stop an ongoing responsibility. A store/install screen, generic chatbot or trainer demonstration is not the candidate's executed work. PP Task 1 requires TWO screenshots: image A of the learner's chosen always-on assistant request/result in Activity 1, and image B of a Hermes-generated artifact after Activity 4, plus the paper's written algorithm/strengths/limitations analysis.</w:t>
-      </w:r>
-    </w:p>
-    <w:p>
-      <w:pPr>
         <w:pStyle w:val="Heading3"/>
       </w:pPr>
       <w:r>
-        <w:t>Inside the LLM: learning and next-token generation</w:t>
-      </w:r>
-    </w:p>
-    <w:p>
-      <w:r>
-        <w:t>A common autoregressive LLM uses a Transformer: text is represented as tokens, attention relates relevant context, and learned weights estimate the probability of the next token given preceding context. Pretraining changes the weights by learning from examples; inference generates a response using those weights and the supplied context. A skill, memory entry or retrieved file changes runtime context, not the model weights. Generation is not a database lookup and confidence in wording does not prove correctness.</w:t>
-      </w:r>
-    </w:p>
-    <w:p>
-      <w:r>
-        <w:t>The agent harness wraps generation in an action loop. The model proposes a permitted tool action, the runtime executes it, and the real result returns as new context. For example, a model proposes reading calendar events through gog; the tool returns actual event records; the agent then checks time zones and writes a source-linked brief. Tool failure must remain visible rather than being replaced with an imagined result.</w:t>
-      </w:r>
-    </w:p>
-    <w:p>
-      <w:pPr>
-        <w:pStyle w:val="Heading3"/>
-      </w:pPr>
-      <w:r>
-        <w:t>Transfer case: logistics exception work</w:t>
-      </w:r>
-    </w:p>
-    <w:p>
-      <w:r>
-        <w:t>A logistics agent can interpret varied shipment notes and organise an exception brief, while deterministic tools calculate delays from shipment IDs and promised/actual timestamps. Limitations include missing scans, changed schedules, ambiguous customer notes, hallucinated causes and inappropriate autonomous action. Require source IDs and timestamps, explicit unknowns, independently checked calculations and a dispatcher decision before changing a route or contacting a customer. Evaluate observed data and controls rather than assuming that fluent language means the operational conclusion is correct.</w:t>
-      </w:r>
-    </w:p>
-    <w:p>
-      <w:pPr>
-        <w:pStyle w:val="Heading3"/>
-      </w:pPr>
-      <w:r>
-        <w:t>RAG versus a standard LLM assistant, including maintenance</w:t>
-      </w:r>
-    </w:p>
-    <w:tbl>
-      <w:tblPr>
-        <w:tblStyle w:val="TableGrid"/>
-        <w:tblW w:type="auto" w:w="0"/>
-        <w:tblLook w:firstColumn="1" w:firstRow="1" w:lastColumn="0" w:lastRow="0" w:noHBand="0" w:noVBand="1" w:val="04A0"/>
-      </w:tblPr>
-      <w:tblGrid>
-        <w:gridCol w:w="2880"/>
-        <w:gridCol w:w="2880"/>
-        <w:gridCol w:w="2880"/>
-      </w:tblGrid>
-      <w:tr>
-        <w:tc>
-          <w:tcPr>
-            <w:tcW w:type="dxa" w:w="2880"/>
-            <w:shd w:val="clear" w:color="auto" w:fill="1F6FEB"/>
-          </w:tcPr>
-          <w:p>
-            <w:r/>
-            <w:r>
-              <w:rPr>
-                <w:b/>
-                <w:color w:val="FFFFFF"/>
-                <w:sz w:val="19"/>
-              </w:rPr>
-              <w:t>Decision factor</w:t>
-            </w:r>
-          </w:p>
-        </w:tc>
-        <w:tc>
-          <w:tcPr>
-            <w:tcW w:type="dxa" w:w="2880"/>
-            <w:shd w:val="clear" w:color="auto" w:fill="1F6FEB"/>
-          </w:tcPr>
-          <w:p>
-            <w:r/>
-            <w:r>
-              <w:rPr>
-                <w:b/>
-                <w:color w:val="FFFFFF"/>
-                <w:sz w:val="19"/>
-              </w:rPr>
-              <w:t>Standard LLM assistant</w:t>
-            </w:r>
-          </w:p>
-        </w:tc>
-        <w:tc>
-          <w:tcPr>
-            <w:tcW w:type="dxa" w:w="2880"/>
-            <w:shd w:val="clear" w:color="auto" w:fill="1F6FEB"/>
-          </w:tcPr>
-          <w:p>
-            <w:r/>
-            <w:r>
-              <w:rPr>
-                <w:b/>
-                <w:color w:val="FFFFFF"/>
-                <w:sz w:val="19"/>
-              </w:rPr>
-              <w:t>RAG-enabled agent</w:t>
-            </w:r>
-          </w:p>
-        </w:tc>
-      </w:tr>
-      <w:tr>
-        <w:tc>
-          <w:tcPr>
-            <w:tcW w:type="dxa" w:w="2880"/>
-          </w:tcPr>
-          <w:p>
-            <w:r/>
-            <w:r>
-              <w:rPr>
-                <w:sz w:val="19"/>
-              </w:rPr>
-              <w:t>Evidence</w:t>
-            </w:r>
-          </w:p>
-        </w:tc>
-        <w:tc>
-          <w:tcPr>
-            <w:tcW w:type="dxa" w:w="2880"/>
-          </w:tcPr>
-          <w:p>
-            <w:r/>
-            <w:r>
-              <w:rPr>
-                <w:sz w:val="19"/>
-              </w:rPr>
-              <w:t>Learned knowledge plus supplied context</w:t>
-            </w:r>
-          </w:p>
-        </w:tc>
-        <w:tc>
-          <w:tcPr>
-            <w:tcW w:type="dxa" w:w="2880"/>
-          </w:tcPr>
-          <w:p>
-            <w:r/>
-            <w:r>
-              <w:rPr>
-                <w:sz w:val="19"/>
-              </w:rPr>
-              <w:t>Authorised retrieved passages plus supplied context</w:t>
-            </w:r>
-          </w:p>
-        </w:tc>
-      </w:tr>
-      <w:tr>
-        <w:tc>
-          <w:tcPr>
-            <w:tcW w:type="dxa" w:w="2880"/>
-          </w:tcPr>
-          <w:p>
-            <w:r/>
-            <w:r>
-              <w:rPr>
-                <w:sz w:val="19"/>
-              </w:rPr>
-              <w:t>Useful strengths</w:t>
-            </w:r>
-          </w:p>
-        </w:tc>
-        <w:tc>
-          <w:tcPr>
-            <w:tcW w:type="dxa" w:w="2880"/>
-          </w:tcPr>
-          <w:p>
-            <w:r/>
-            <w:r>
-              <w:rPr>
-                <w:sz w:val="19"/>
-              </w:rPr>
-              <w:t>Low setup overhead; drafting and general reasoning</w:t>
-            </w:r>
-          </w:p>
-        </w:tc>
-        <w:tc>
-          <w:tcPr>
-            <w:tcW w:type="dxa" w:w="2880"/>
-          </w:tcPr>
-          <w:p>
-            <w:r/>
-            <w:r>
-              <w:rPr>
-                <w:sz w:val="19"/>
-              </w:rPr>
-              <w:t>Current/private document grounding and inspectable source references</w:t>
-            </w:r>
-          </w:p>
-        </w:tc>
-      </w:tr>
-      <w:tr>
-        <w:tc>
-          <w:tcPr>
-            <w:tcW w:type="dxa" w:w="2880"/>
-          </w:tcPr>
-          <w:p>
-            <w:r/>
-            <w:r>
-              <w:rPr>
-                <w:sz w:val="19"/>
-              </w:rPr>
-              <w:t>Limitations</w:t>
-            </w:r>
-          </w:p>
-        </w:tc>
-        <w:tc>
-          <w:tcPr>
-            <w:tcW w:type="dxa" w:w="2880"/>
-          </w:tcPr>
-          <w:p>
-            <w:r/>
-            <w:r>
-              <w:rPr>
-                <w:sz w:val="19"/>
-              </w:rPr>
-              <w:t>May lack internal/current facts; unsupported claims</w:t>
-            </w:r>
-          </w:p>
-        </w:tc>
-        <w:tc>
-          <w:tcPr>
-            <w:tcW w:type="dxa" w:w="2880"/>
-          </w:tcPr>
-          <w:p>
-            <w:r/>
-            <w:r>
-              <w:rPr>
-                <w:sz w:val="19"/>
-              </w:rPr>
-              <w:t>Retrieval can miss evidence; stale index or poor chunks can mislead; citations may not support claims</w:t>
-            </w:r>
-          </w:p>
-        </w:tc>
-      </w:tr>
-      <w:tr>
-        <w:tc>
-          <w:tcPr>
-            <w:tcW w:type="dxa" w:w="2880"/>
-          </w:tcPr>
-          <w:p>
-            <w:r/>
-            <w:r>
-              <w:rPr>
-                <w:sz w:val="19"/>
-              </w:rPr>
-              <w:t>Upkeep</w:t>
-            </w:r>
-          </w:p>
-        </w:tc>
-        <w:tc>
-          <w:tcPr>
-            <w:tcW w:type="dxa" w:w="2880"/>
-          </w:tcPr>
-          <w:p>
-            <w:r/>
-            <w:r>
-              <w:rPr>
-                <w:sz w:val="19"/>
-              </w:rPr>
-              <w:t>Maintain instructions, model access and evaluations</w:t>
-            </w:r>
-          </w:p>
-        </w:tc>
-        <w:tc>
-          <w:tcPr>
-            <w:tcW w:type="dxa" w:w="2880"/>
-          </w:tcPr>
-          <w:p>
-            <w:r/>
-            <w:r>
-              <w:rPr>
-                <w:sz w:val="19"/>
-              </w:rPr>
-              <w:t>Also curate documents, permissions, passage/index updates and retrieval tests</w:t>
-            </w:r>
-          </w:p>
-        </w:tc>
-      </w:tr>
-      <w:tr>
-        <w:tc>
-          <w:tcPr>
-            <w:tcW w:type="dxa" w:w="2880"/>
-          </w:tcPr>
-          <w:p>
-            <w:r/>
-            <w:r>
-              <w:rPr>
-                <w:sz w:val="19"/>
-              </w:rPr>
-              <w:t>Cost and latency</w:t>
-            </w:r>
-          </w:p>
-        </w:tc>
-        <w:tc>
-          <w:tcPr>
-            <w:tcW w:type="dxa" w:w="2880"/>
-          </w:tcPr>
-          <w:p>
-            <w:r/>
-            <w:r>
-              <w:rPr>
-                <w:sz w:val="19"/>
-              </w:rPr>
-              <w:t>Prompt/model usage and review</w:t>
-            </w:r>
-          </w:p>
-        </w:tc>
-        <w:tc>
-          <w:tcPr>
-            <w:tcW w:type="dxa" w:w="2880"/>
-          </w:tcPr>
-          <w:p>
-            <w:r/>
-            <w:r>
-              <w:rPr>
-                <w:sz w:val="19"/>
-              </w:rPr>
-              <w:t>Also ingestion/indexing, retrieval and source-quality review</w:t>
-            </w:r>
-          </w:p>
-        </w:tc>
-      </w:tr>
-      <w:tr>
-        <w:tc>
-          <w:tcPr>
-            <w:tcW w:type="dxa" w:w="2880"/>
-          </w:tcPr>
-          <w:p>
-            <w:r/>
-            <w:r>
-              <w:rPr>
-                <w:sz w:val="19"/>
-              </w:rPr>
-              <w:t>Human check</w:t>
-            </w:r>
-          </w:p>
-        </w:tc>
-        <w:tc>
-          <w:tcPr>
-            <w:tcW w:type="dxa" w:w="2880"/>
-          </w:tcPr>
-          <w:p>
-            <w:r/>
-            <w:r>
-              <w:rPr>
-                <w:sz w:val="19"/>
-              </w:rPr>
-              <w:t>Verify important facts independently</w:t>
-            </w:r>
-          </w:p>
-        </w:tc>
-        <w:tc>
-          <w:tcPr>
-            <w:tcW w:type="dxa" w:w="2880"/>
-          </w:tcPr>
-          <w:p>
-            <w:r/>
-            <w:r>
-              <w:rPr>
-                <w:sz w:val="19"/>
-              </w:rPr>
-              <w:t>Check source version, access and actual passage support</w:t>
-            </w:r>
-          </w:p>
-        </w:tc>
-      </w:tr>
-    </w:tbl>
-    <w:p>
-      <w:pPr>
-        <w:spacing w:after="40"/>
-      </w:pPr>
-    </w:p>
-    <w:p>
-      <w:r>
-        <w:t>A maintainable RAG pipeline registers source ownership and permissions, ingests approved documents, prepares passages, builds a search or vector index, retrieves authorised evidence and records source/version IDs. When a policy changes, remove obsolete versions, refresh the relevant index and rerun retrieval/answer checks. A vector embedding service is one option, not a requirement for every retrieval system. Choose the simplest design whose freshness, privacy, quality and upkeep fit the product.</w:t>
+        <w:t>OpenAI Dots (eligible workspace)</w:t>
+      </w:r>
+    </w:p>
+    <w:p>
+      <w:pPr>
+        <w:pStyle w:val="ListNumber"/>
+      </w:pPr>
+      <w:r>
+        <w:t>Open dots in the ChatGPT mobile app, desktop app or a desktop browser (mobile web is not supported) and follow the introduction.</w:t>
+      </w:r>
+    </w:p>
+    <w:p>
+      <w:pPr>
+        <w:pStyle w:val="ListNumber"/>
+      </w:pPr>
+      <w:r>
+        <w:t>Name your dot and choose its appearance; both can change later.</w:t>
+      </w:r>
+    </w:p>
+    <w:p>
+      <w:pPr>
+        <w:pStyle w:val="ListNumber"/>
+      </w:pPr>
+      <w:r>
+        <w:t>Connect plugins for email, calendar and files, authorising each one.</w:t>
+      </w:r>
+    </w:p>
+    <w:p>
+      <w:pPr>
+        <w:pStyle w:val="ListNumber"/>
+      </w:pPr>
+      <w:r>
+        <w:t>Optional: open the dot’s profile and select Add to connect a contact method such as Slack. A messaging channel does not grant inbox or computer access.</w:t>
+      </w:r>
+    </w:p>
+    <w:p>
+      <w:pPr>
+        <w:pStyle w:val="ListNumber"/>
+      </w:pPr>
+      <w:r>
+        <w:t>Describe an ongoing responsibility, its sources and which decisions need you. Ending a conversation does not necessarily stop assigned work; check Activity.</w:t>
       </w:r>
     </w:p>
     <w:p>
@@ -4622,15 +4217,60 @@
           <w:color w:val="6B6862"/>
           <w:sz w:val="17"/>
         </w:rPr>
-        <w:t>Model and agent foundations: https://arxiv.org/abs/1706.03762 ; https://arxiv.org/abs/2210.03629 ; retrieval-augmented generation: https://arxiv.org/abs/2005.11401</w:t>
-      </w:r>
-    </w:p>
-    <w:p>
-      <w:pPr>
-        <w:pStyle w:val="Heading2"/>
-      </w:pPr>
-      <w:r>
-        <w:t>1.8 Sources and further reading</w:t>
+        <w:t>Dots getting started: https://learn.chatgpt.com/docs/dots/getting-started</w:t>
+      </w:r>
+    </w:p>
+    <w:p>
+      <w:pPr>
+        <w:pStyle w:val="Heading3"/>
+      </w:pPr>
+      <w:r>
+        <w:t>Grok Bot (eligible account)</w:t>
+      </w:r>
+    </w:p>
+    <w:p>
+      <w:pPr>
+        <w:pStyle w:val="ListNumber"/>
+      </w:pPr>
+      <w:r>
+        <w:t>Start at x.ai/bot; install the desktop or mobile app and sign in.</w:t>
+      </w:r>
+    </w:p>
+    <w:p>
+      <w:pPr>
+        <w:pStyle w:val="ListNumber"/>
+      </w:pPr>
+      <w:r>
+        <w:t>Create a bot: sidebar + → Create a Bot → name it → Create.</w:t>
+      </w:r>
+    </w:p>
+    <w:p>
+      <w:pPr>
+        <w:pStyle w:val="ListNumber"/>
+      </w:pPr>
+      <w:r>
+        <w:t>Open Connect apps (mobile: avatar → Connect apps) and add Gmail.</w:t>
+      </w:r>
+    </w:p>
+    <w:p>
+      <w:pPr>
+        <w:pStyle w:val="ListNumber"/>
+      </w:pPr>
+      <w:r>
+        <w:t>Finish the Google login in the browser; repeat for Google Calendar.</w:t>
+      </w:r>
+    </w:p>
+    <w:p>
+      <w:pPr>
+        <w:pStyle w:val="ListNumber"/>
+      </w:pPr>
+      <w:r>
+        <w:t>Confirm both appear under Installed. “Added” does not mean signed in; choose Authenticate if an app shows Needs auth.</w:t>
+      </w:r>
+    </w:p>
+    <w:p>
+      <w:r>
+        <w:t>All bots on one account share a cloud computer, browser logins and connected apps. A @mail.grokbot.com address is the bot’s own inbox, not your Gmail.</w:t>
       </w:r>
     </w:p>
     <w:p>
@@ -4639,7 +4279,55 @@
           <w:color w:val="6B6862"/>
           <w:sz w:val="17"/>
         </w:rPr>
-        <w:t>Hermes installation: https://hermes-agent.nousresearch.com/docs/</w:t>
+        <w:t>Grok Bot computer and apps: https://docs.x.ai/grok-bot/computer-and-apps</w:t>
+      </w:r>
+    </w:p>
+    <w:p>
+      <w:pPr>
+        <w:pStyle w:val="Heading3"/>
+      </w:pPr>
+      <w:r>
+        <w:t>Claude Duet (reference — US research preview)</w:t>
+      </w:r>
+    </w:p>
+    <w:p>
+      <w:pPr>
+        <w:pStyle w:val="ListNumber"/>
+      </w:pPr>
+      <w:r>
+        <w:t>Have a Pro or Max plan and join the waitlist at claude.com/product/claude-duet.</w:t>
+      </w:r>
+    </w:p>
+    <w:p>
+      <w:pPr>
+        <w:pStyle w:val="ListNumber"/>
+      </w:pPr>
+      <w:r>
+        <w:t>Once invited, open the Claude Duet app (iOS / Android) or claude.ai.</w:t>
+      </w:r>
+    </w:p>
+    <w:p>
+      <w:pPr>
+        <w:pStyle w:val="ListNumber"/>
+      </w:pPr>
+      <w:r>
+        <w:t>Memory, skills and connected apps carry over from your Claude account.</w:t>
+      </w:r>
+    </w:p>
+    <w:p>
+      <w:pPr>
+        <w:pStyle w:val="ListNumber"/>
+      </w:pPr>
+      <w:r>
+        <w:t>Add connectors such as Gmail, Calendar or Slack from the Claude Marketplace.</w:t>
+      </w:r>
+    </w:p>
+    <w:p>
+      <w:pPr>
+        <w:pStyle w:val="ListNumber"/>
+      </w:pPr>
+      <w:r>
+        <w:t>Tell it what to watch and how often. It asks before it sends, pays, signs or deletes; some actions stay off-limits even with approval.</w:t>
       </w:r>
     </w:p>
     <w:p>
@@ -4648,232 +4336,20 @@
           <w:color w:val="6B6862"/>
           <w:sz w:val="17"/>
         </w:rPr>
-        <w:t>Hermes Telegram gateway: https://hermes-agent.nousresearch.com/docs/user-guide/messaging</w:t>
-      </w:r>
-    </w:p>
-    <w:p>
-      <w:r>
-        <w:rPr>
-          <w:color w:val="6B6862"/>
-          <w:sz w:val="17"/>
-        </w:rPr>
-        <w:t>Hermes skills: https://hermes-agent.nousresearch.com/docs/user-guide/features/skills</w:t>
-      </w:r>
-    </w:p>
-    <w:p>
-      <w:r>
-        <w:rPr>
-          <w:color w:val="6B6862"/>
-          <w:sz w:val="17"/>
-        </w:rPr>
-        <w:t>gog installation and platform requirements: https://gogcli.sh/install.html</w:t>
-      </w:r>
-    </w:p>
-    <w:p>
-      <w:r>
-        <w:rPr>
-          <w:color w:val="6B6862"/>
-          <w:sz w:val="17"/>
-        </w:rPr>
-        <w:t>gog OAuth and read commands: https://gogcli.sh/quickstart.html</w:t>
-      </w:r>
-    </w:p>
-    <w:p>
-      <w:r>
-        <w:rPr>
-          <w:color w:val="6B6862"/>
-          <w:sz w:val="17"/>
-        </w:rPr>
-        <w:t>gog command policy and readonly flag: https://github.com/openclaw/gogcli</w:t>
-      </w:r>
-    </w:p>
-    <w:p>
-      <w:r>
-        <w:rPr>
-          <w:color w:val="6B6862"/>
-          <w:sz w:val="17"/>
-        </w:rPr>
-        <w:t>OpenAI Dots: product demo reference: https://openai.com/index/introducing-dots/</w:t>
-      </w:r>
-    </w:p>
-    <w:p>
-      <w:r>
-        <w:rPr>
-          <w:color w:val="6B6862"/>
-          <w:sz w:val="17"/>
-        </w:rPr>
-        <w:t>Google AI co-scientist: research case: https://research.google/blog/accelerating-scientific-breakthroughs-with-an-ai-co-scientist/</w:t>
-      </w:r>
-    </w:p>
-    <w:p>
-      <w:r>
-        <w:rPr>
-          <w:color w:val="6B6862"/>
-          <w:sz w:val="17"/>
-        </w:rPr>
-        <w:t>AlphaEvolve: evaluators and algorithm search: https://arxiv.org/abs/2506.13131</w:t>
-      </w:r>
-    </w:p>
-    <w:p>
-      <w:r>
-        <w:rPr>
-          <w:color w:val="6B6862"/>
-          <w:sz w:val="17"/>
-        </w:rPr>
-        <w:t>Workflow, routing, parallelism and orchestrator patterns: https://www.anthropic.com/research/building-effective-agents</w:t>
-      </w:r>
-    </w:p>
-    <w:p>
-      <w:r>
-        <w:rPr>
-          <w:color w:val="6B6862"/>
-          <w:sz w:val="17"/>
-        </w:rPr>
-        <w:t>Context engineering: https://www.anthropic.com/engineering/effective-context-engineering-for-ai-agents</w:t>
-      </w:r>
-    </w:p>
-    <w:p>
-      <w:r>
-        <w:rPr>
-          <w:color w:val="6B6862"/>
-          <w:sz w:val="17"/>
-        </w:rPr>
-        <w:t>PptxGenJS: editable PowerPoint output: https://gitbrent.github.io/PptxGenJS/</w:t>
-      </w:r>
-    </w:p>
-    <w:p>
-      <w:r>
-        <w:rPr>
-          <w:color w:val="6B6862"/>
-          <w:sz w:val="17"/>
-        </w:rPr>
-        <w:t>FFmpeg: local video rendering: https://ffmpeg.org/ffmpeg.html</w:t>
-      </w:r>
-    </w:p>
-    <w:p>
-      <w:r>
-        <w:rPr>
-          <w:color w:val="6B6862"/>
-          <w:sz w:val="17"/>
-        </w:rPr>
-        <w:t>HyperFrames: optional AI video workflow: https://github.com/heygen-com/hyperframes</w:t>
-      </w:r>
-    </w:p>
-    <w:p>
-      <w:r>
-        <w:rPr>
-          <w:color w:val="6B6862"/>
-          <w:sz w:val="17"/>
-        </w:rPr>
-        <w:t>IBM — human-AI collaboration: https://www.ibm.com/think/topics/human-ai-collaboration</w:t>
-      </w:r>
-    </w:p>
-    <w:p>
-      <w:r>
-        <w:rPr>
-          <w:color w:val="6B6862"/>
-          <w:sz w:val="17"/>
-        </w:rPr>
-        <w:t>Columbia — building AI that understands people: https://www.cs.columbia.edu/2026/building-ai-that-understands-people/</w:t>
-      </w:r>
-    </w:p>
-    <w:p>
-      <w:r>
-        <w:rPr>
-          <w:color w:val="6B6862"/>
-          <w:sz w:val="17"/>
-        </w:rPr>
-        <w:t>UNSW — workplace design and governance: https://www.businessthink.unsw.edu.au/articles/ai-agents-workplace-human-ai-collaboration-governance</w:t>
-      </w:r>
-    </w:p>
-    <w:p>
-      <w:r>
-        <w:rPr>
-          <w:color w:val="6B6862"/>
-          <w:sz w:val="17"/>
-        </w:rPr>
-        <w:t>Mental models of multi-agent early adopters: https://arxiv.org/html/2510.06224v1</w:t>
-      </w:r>
-    </w:p>
-    <w:p>
-      <w:r>
-        <w:rPr>
-          <w:color w:val="6B6862"/>
-          <w:sz w:val="17"/>
-        </w:rPr>
-        <w:t>Human–AI field experiment: https://arxiv.org/html/2503.18238v3</w:t>
-      </w:r>
-    </w:p>
-    <w:p>
-      <w:r>
-        <w:rPr>
-          <w:color w:val="6B6862"/>
-          <w:sz w:val="17"/>
-        </w:rPr>
-        <w:t>Performance and preferences: https://link.springer.com/article/10.1186/s41235-026-00713-1</w:t>
-      </w:r>
-    </w:p>
-    <w:p>
-      <w:r>
-        <w:rPr>
-          <w:color w:val="6B6862"/>
-          <w:sz w:val="17"/>
-        </w:rPr>
-        <w:t>Human–AI teams review: https://link.springer.com/article/10.1007/s00146-026-02977-z</w:t>
-      </w:r>
-    </w:p>
-    <w:p>
-      <w:r>
-        <w:rPr>
-          <w:color w:val="6B6862"/>
-          <w:sz w:val="17"/>
-        </w:rPr>
-        <w:t>Deloitte — AI and VR collaboration scenarios: https://www.deloitte.com/global/en/insights/industry/technology/ai-and-vr-model-for-human-ai-collaboration.html</w:t>
-      </w:r>
-    </w:p>
-    <w:p>
-      <w:r>
-        <w:rPr>
-          <w:color w:val="6B6862"/>
-          <w:sz w:val="17"/>
-        </w:rPr>
-        <w:t>ChatCollab research prototype: https://arxiv.org/html/2412.01992v1</w:t>
-      </w:r>
-    </w:p>
-    <w:p>
-      <w:r>
-        <w:rPr>
-          <w:color w:val="6B6862"/>
-          <w:sz w:val="17"/>
-        </w:rPr>
-        <w:t>Hermes Kanban: https://hermes-agent.nousresearch.com/docs/user-guide/features/kanban</w:t>
-      </w:r>
-    </w:p>
-    <w:p>
-      <w:r>
-        <w:rPr>
-          <w:color w:val="6B6862"/>
-          <w:sz w:val="17"/>
-        </w:rPr>
-        <w:t>OpenAI Dots: https://learn.chatgpt.com/docs/dots/getting-started</w:t>
-      </w:r>
-    </w:p>
-    <w:p>
-      <w:r>
-        <w:rPr>
-          <w:color w:val="6B6862"/>
-          <w:sz w:val="17"/>
-        </w:rPr>
-        <w:t>Figure Helix: https://www.figure.ai/news/helix</w:t>
-      </w:r>
-    </w:p>
-    <w:p>
-      <w:r>
-        <w:rPr>
-          <w:color w:val="6B6862"/>
-          <w:sz w:val="17"/>
-        </w:rPr>
-        <w:t>Responsible robotics: https://deepmind.google/models/gemini-robotics/responsibly-advancing-ai-and-robotics/</w:t>
+        <w:t>Introducing Claude Duet: https://claude.com/resources/articles/claude-duet</w:t>
+      </w:r>
+    </w:p>
+    <w:p>
+      <w:pPr>
+        <w:pStyle w:val="Heading2"/>
+      </w:pPr>
+      <w:r>
+        <w:t>1.7 Evidence, ongoing work and human control</w:t>
+      </w:r>
+    </w:p>
+    <w:p>
+      <w:r>
+        <w:t>Check the schedule in Asia/Singapore against actual source events, draft a reply, correct one detail and inspect the real task stop/pause state. Closing a chat need not stop an ongoing responsibility. A store/install screen, generic chatbot or trainer demonstration is not the candidate's executed work. PP Task 1 requires TWO screenshots: image A of the learner's chosen always-on assistant request/result in Activity 1, and image B of a Hermes-generated artifact after Activity 4, plus the paper's written algorithm/strengths/limitations analysis.</w:t>
       </w:r>
     </w:p>
     <w:p>
@@ -5670,12 +5146,1126 @@
         <w:pStyle w:val="Heading2"/>
       </w:pPr>
       <w:r>
-        <w:t>Morning results review and harness consolidation</w:t>
+        <w:t>1.8 Under the hood: how agents work</w:t>
+      </w:r>
+    </w:p>
+    <w:p>
+      <w:r>
+        <w:t>After the morning exercise, open the system you just used. The model sits inside a harness; the harness assembles context, calls tools, applies skills and limits, and stops for human decisions.</w:t>
+      </w:r>
+    </w:p>
+    <w:tbl>
+      <w:tblPr>
+        <w:tblStyle w:val="TableGrid"/>
+        <w:tblW w:type="auto" w:w="0"/>
+        <w:tblLook w:firstColumn="1" w:firstRow="1" w:lastColumn="0" w:lastRow="0" w:noHBand="0" w:noVBand="1" w:val="04A0"/>
+      </w:tblPr>
+      <w:tblGrid>
+        <w:gridCol w:w="2880"/>
+        <w:gridCol w:w="2880"/>
+        <w:gridCol w:w="2880"/>
+      </w:tblGrid>
+      <w:tr>
+        <w:tc>
+          <w:tcPr>
+            <w:tcW w:type="dxa" w:w="2880"/>
+            <w:shd w:val="clear" w:color="auto" w:fill="1F6FEB"/>
+          </w:tcPr>
+          <w:p>
+            <w:r/>
+            <w:r>
+              <w:rPr>
+                <w:b/>
+                <w:color w:val="FFFFFF"/>
+                <w:sz w:val="19"/>
+              </w:rPr>
+              <w:t>Component</w:t>
+            </w:r>
+          </w:p>
+        </w:tc>
+        <w:tc>
+          <w:tcPr>
+            <w:tcW w:type="dxa" w:w="2880"/>
+            <w:shd w:val="clear" w:color="auto" w:fill="1F6FEB"/>
+          </w:tcPr>
+          <w:p>
+            <w:r/>
+            <w:r>
+              <w:rPr>
+                <w:b/>
+                <w:color w:val="FFFFFF"/>
+                <w:sz w:val="19"/>
+              </w:rPr>
+              <w:t>Function</w:t>
+            </w:r>
+          </w:p>
+        </w:tc>
+        <w:tc>
+          <w:tcPr>
+            <w:tcW w:type="dxa" w:w="2880"/>
+            <w:shd w:val="clear" w:color="auto" w:fill="1F6FEB"/>
+          </w:tcPr>
+          <w:p>
+            <w:r/>
+            <w:r>
+              <w:rPr>
+                <w:b/>
+                <w:color w:val="FFFFFF"/>
+                <w:sz w:val="19"/>
+              </w:rPr>
+              <w:t>What to inspect</w:t>
+            </w:r>
+          </w:p>
+        </w:tc>
+      </w:tr>
+      <w:tr>
+        <w:tc>
+          <w:tcPr>
+            <w:tcW w:type="dxa" w:w="2880"/>
+          </w:tcPr>
+          <w:p>
+            <w:r/>
+            <w:r>
+              <w:rPr>
+                <w:sz w:val="19"/>
+              </w:rPr>
+              <w:t>Model</w:t>
+            </w:r>
+          </w:p>
+        </w:tc>
+        <w:tc>
+          <w:tcPr>
+            <w:tcW w:type="dxa" w:w="2880"/>
+          </w:tcPr>
+          <w:p>
+            <w:r/>
+            <w:r>
+              <w:rPr>
+                <w:sz w:val="19"/>
+              </w:rPr>
+              <w:t>Proposes next tokens and actions</w:t>
+            </w:r>
+          </w:p>
+        </w:tc>
+        <w:tc>
+          <w:tcPr>
+            <w:tcW w:type="dxa" w:w="2880"/>
+          </w:tcPr>
+          <w:p>
+            <w:r/>
+            <w:r>
+              <w:rPr>
+                <w:sz w:val="19"/>
+              </w:rPr>
+              <w:t>Model access and observed limitations</w:t>
+            </w:r>
+          </w:p>
+        </w:tc>
+      </w:tr>
+      <w:tr>
+        <w:tc>
+          <w:tcPr>
+            <w:tcW w:type="dxa" w:w="2880"/>
+          </w:tcPr>
+          <w:p>
+            <w:r/>
+            <w:r>
+              <w:rPr>
+                <w:sz w:val="19"/>
+              </w:rPr>
+              <w:t>Tools</w:t>
+            </w:r>
+          </w:p>
+        </w:tc>
+        <w:tc>
+          <w:tcPr>
+            <w:tcW w:type="dxa" w:w="2880"/>
+          </w:tcPr>
+          <w:p>
+            <w:r/>
+            <w:r>
+              <w:rPr>
+                <w:sz w:val="19"/>
+              </w:rPr>
+              <w:t>Execute reads, calculations, browsing and rendering</w:t>
+            </w:r>
+          </w:p>
+        </w:tc>
+        <w:tc>
+          <w:tcPr>
+            <w:tcW w:type="dxa" w:w="2880"/>
+          </w:tcPr>
+          <w:p>
+            <w:r/>
+            <w:r>
+              <w:rPr>
+                <w:sz w:val="19"/>
+              </w:rPr>
+              <w:t>Actual executable/API result</w:t>
+            </w:r>
+          </w:p>
+        </w:tc>
+      </w:tr>
+      <w:tr>
+        <w:tc>
+          <w:tcPr>
+            <w:tcW w:type="dxa" w:w="2880"/>
+          </w:tcPr>
+          <w:p>
+            <w:r/>
+            <w:r>
+              <w:rPr>
+                <w:sz w:val="19"/>
+              </w:rPr>
+              <w:t>Skills</w:t>
+            </w:r>
+          </w:p>
+        </w:tc>
+        <w:tc>
+          <w:tcPr>
+            <w:tcW w:type="dxa" w:w="2880"/>
+          </w:tcPr>
+          <w:p>
+            <w:r/>
+            <w:r>
+              <w:rPr>
+                <w:sz w:val="19"/>
+              </w:rPr>
+              <w:t>Reusable procedures and verification checks</w:t>
+            </w:r>
+          </w:p>
+        </w:tc>
+        <w:tc>
+          <w:tcPr>
+            <w:tcW w:type="dxa" w:w="2880"/>
+          </w:tcPr>
+          <w:p>
+            <w:r/>
+            <w:r>
+              <w:rPr>
+                <w:sz w:val="19"/>
+              </w:rPr>
+              <w:t>Reviewed SKILL.md, scripts and source</w:t>
+            </w:r>
+          </w:p>
+        </w:tc>
+      </w:tr>
+      <w:tr>
+        <w:tc>
+          <w:tcPr>
+            <w:tcW w:type="dxa" w:w="2880"/>
+          </w:tcPr>
+          <w:p>
+            <w:r/>
+            <w:r>
+              <w:rPr>
+                <w:sz w:val="19"/>
+              </w:rPr>
+              <w:t>Memory</w:t>
+            </w:r>
+          </w:p>
+        </w:tc>
+        <w:tc>
+          <w:tcPr>
+            <w:tcW w:type="dxa" w:w="2880"/>
+          </w:tcPr>
+          <w:p>
+            <w:r/>
+            <w:r>
+              <w:rPr>
+                <w:sz w:val="19"/>
+              </w:rPr>
+              <w:t>Persist approved preferences and decisions</w:t>
+            </w:r>
+          </w:p>
+        </w:tc>
+        <w:tc>
+          <w:tcPr>
+            <w:tcW w:type="dxa" w:w="2880"/>
+          </w:tcPr>
+          <w:p>
+            <w:r/>
+            <w:r>
+              <w:rPr>
+                <w:sz w:val="19"/>
+              </w:rPr>
+              <w:t>Saved entry and fresh-session recall</w:t>
+            </w:r>
+          </w:p>
+        </w:tc>
+      </w:tr>
+      <w:tr>
+        <w:tc>
+          <w:tcPr>
+            <w:tcW w:type="dxa" w:w="2880"/>
+          </w:tcPr>
+          <w:p>
+            <w:r/>
+            <w:r>
+              <w:rPr>
+                <w:sz w:val="19"/>
+              </w:rPr>
+              <w:t>Knowledge base</w:t>
+            </w:r>
+          </w:p>
+        </w:tc>
+        <w:tc>
+          <w:tcPr>
+            <w:tcW w:type="dxa" w:w="2880"/>
+          </w:tcPr>
+          <w:p>
+            <w:r/>
+            <w:r>
+              <w:rPr>
+                <w:sz w:val="19"/>
+              </w:rPr>
+              <w:t>Curated evidence with owners and versions</w:t>
+            </w:r>
+          </w:p>
+        </w:tc>
+        <w:tc>
+          <w:tcPr>
+            <w:tcW w:type="dxa" w:w="2880"/>
+          </w:tcPr>
+          <w:p>
+            <w:r/>
+            <w:r>
+              <w:rPr>
+                <w:sz w:val="19"/>
+              </w:rPr>
+              <w:t>Source access, freshness and passage support</w:t>
+            </w:r>
+          </w:p>
+        </w:tc>
+      </w:tr>
+      <w:tr>
+        <w:tc>
+          <w:tcPr>
+            <w:tcW w:type="dxa" w:w="2880"/>
+          </w:tcPr>
+          <w:p>
+            <w:r/>
+            <w:r>
+              <w:rPr>
+                <w:sz w:val="19"/>
+              </w:rPr>
+              <w:t>Instructions</w:t>
+            </w:r>
+          </w:p>
+        </w:tc>
+        <w:tc>
+          <w:tcPr>
+            <w:tcW w:type="dxa" w:w="2880"/>
+          </w:tcPr>
+          <w:p>
+            <w:r/>
+            <w:r>
+              <w:rPr>
+                <w:sz w:val="19"/>
+              </w:rPr>
+              <w:t>Goal, policies and output contract</w:t>
+            </w:r>
+          </w:p>
+        </w:tc>
+        <w:tc>
+          <w:tcPr>
+            <w:tcW w:type="dxa" w:w="2880"/>
+          </w:tcPr>
+          <w:p>
+            <w:r/>
+            <w:r>
+              <w:rPr>
+                <w:sz w:val="19"/>
+              </w:rPr>
+              <w:t>Authority and stop conditions</w:t>
+            </w:r>
+          </w:p>
+        </w:tc>
+      </w:tr>
+      <w:tr>
+        <w:tc>
+          <w:tcPr>
+            <w:tcW w:type="dxa" w:w="2880"/>
+          </w:tcPr>
+          <w:p>
+            <w:r/>
+            <w:r>
+              <w:rPr>
+                <w:sz w:val="19"/>
+              </w:rPr>
+              <w:t>Context</w:t>
+            </w:r>
+          </w:p>
+        </w:tc>
+        <w:tc>
+          <w:tcPr>
+            <w:tcW w:type="dxa" w:w="2880"/>
+          </w:tcPr>
+          <w:p>
+            <w:r/>
+            <w:r>
+              <w:rPr>
+                <w:sz w:val="19"/>
+              </w:rPr>
+              <w:t>Selected instructions, memory, retrieved knowledge and recent tool results</w:t>
+            </w:r>
+          </w:p>
+        </w:tc>
+        <w:tc>
+          <w:tcPr>
+            <w:tcW w:type="dxa" w:w="2880"/>
+          </w:tcPr>
+          <w:p>
+            <w:r/>
+            <w:r>
+              <w:rPr>
+                <w:sz w:val="19"/>
+              </w:rPr>
+              <w:t>Relevant material fits the finite context window</w:t>
+            </w:r>
+          </w:p>
+        </w:tc>
+      </w:tr>
+      <w:tr>
+        <w:tc>
+          <w:tcPr>
+            <w:tcW w:type="dxa" w:w="2880"/>
+          </w:tcPr>
+          <w:p>
+            <w:r/>
+            <w:r>
+              <w:rPr>
+                <w:sz w:val="19"/>
+              </w:rPr>
+              <w:t>Agentic loop</w:t>
+            </w:r>
+          </w:p>
+        </w:tc>
+        <w:tc>
+          <w:tcPr>
+            <w:tcW w:type="dxa" w:w="2880"/>
+          </w:tcPr>
+          <w:p>
+            <w:r/>
+            <w:r>
+              <w:rPr>
+                <w:sz w:val="19"/>
+              </w:rPr>
+              <w:t>Observe → select → act → verify → repeat/ask/stop</w:t>
+            </w:r>
+          </w:p>
+        </w:tc>
+        <w:tc>
+          <w:tcPr>
+            <w:tcW w:type="dxa" w:w="2880"/>
+          </w:tcPr>
+          <w:p>
+            <w:r/>
+            <w:r>
+              <w:rPr>
+                <w:sz w:val="19"/>
+              </w:rPr>
+              <w:t>Real state changes and error handling</w:t>
+            </w:r>
+          </w:p>
+        </w:tc>
+      </w:tr>
+      <w:tr>
+        <w:tc>
+          <w:tcPr>
+            <w:tcW w:type="dxa" w:w="2880"/>
+          </w:tcPr>
+          <w:p>
+            <w:r/>
+            <w:r>
+              <w:rPr>
+                <w:sz w:val="19"/>
+              </w:rPr>
+              <w:t>Security</w:t>
+            </w:r>
+          </w:p>
+        </w:tc>
+        <w:tc>
+          <w:tcPr>
+            <w:tcW w:type="dxa" w:w="2880"/>
+          </w:tcPr>
+          <w:p>
+            <w:r/>
+            <w:r>
+              <w:rPr>
+                <w:sz w:val="19"/>
+              </w:rPr>
+              <w:t>Identity, permissions, approvals, budgets and logs</w:t>
+            </w:r>
+          </w:p>
+        </w:tc>
+        <w:tc>
+          <w:tcPr>
+            <w:tcW w:type="dxa" w:w="2880"/>
+          </w:tcPr>
+          <w:p>
+            <w:r/>
+            <w:r>
+              <w:rPr>
+                <w:sz w:val="19"/>
+              </w:rPr>
+              <w:t>OAuth and runtime policy checked separately</w:t>
+            </w:r>
+          </w:p>
+        </w:tc>
+      </w:tr>
+    </w:tbl>
+    <w:p>
+      <w:pPr>
+        <w:spacing w:after="40"/>
+      </w:pPr>
+    </w:p>
+    <w:p>
+      <w:r>
+        <w:t>Email, web pages and spreadsheet cells are untrusted task data. Their text cannot authorise sends, purchases or new access. Skill installation grants neither executable capability nor OAuth permission. A failed service must be reported explicitly, never interpreted as an empty schedule or fabricated success.</w:t>
+      </w:r>
+    </w:p>
+    <w:p>
+      <w:pPr>
+        <w:pStyle w:val="Heading3"/>
+      </w:pPr>
+      <w:r>
+        <w:t>Inside the LLM: learning and next-token generation</w:t>
+      </w:r>
+    </w:p>
+    <w:p>
+      <w:r>
+        <w:t>A common autoregressive LLM uses a Transformer: text is represented as tokens, attention relates relevant context, and learned weights estimate the probability of the next token given preceding context. Pretraining changes the weights by learning from examples; inference generates a response using those weights and the supplied context. A skill, memory entry or retrieved file changes runtime context, not the model weights. Generation is not a database lookup and confidence in wording does not prove correctness.</w:t>
+      </w:r>
+    </w:p>
+    <w:p>
+      <w:r>
+        <w:t>The agent harness wraps generation in an action loop. The model proposes a permitted tool action, the runtime executes it, and the real result returns as new context. For example, a model proposes reading calendar events through gog; the tool returns actual event records; the agent then checks time zones and writes a source-linked brief. Tool failure must remain visible rather than being replaced with an imagined result.</w:t>
+      </w:r>
+    </w:p>
+    <w:p>
+      <w:pPr>
+        <w:pStyle w:val="Heading3"/>
+      </w:pPr>
+      <w:r>
+        <w:t>Transfer case: logistics exception work</w:t>
+      </w:r>
+    </w:p>
+    <w:p>
+      <w:r>
+        <w:t>A logistics agent can interpret varied shipment notes and organise an exception brief, while deterministic tools calculate delays from shipment IDs and promised/actual timestamps. Limitations include missing scans, changed schedules, ambiguous customer notes, hallucinated causes and inappropriate autonomous action. Require source IDs and timestamps, explicit unknowns, independently checked calculations and a dispatcher decision before changing a route or contacting a customer. Evaluate observed data and controls rather than assuming that fluent language means the operational conclusion is correct.</w:t>
+      </w:r>
+    </w:p>
+    <w:p>
+      <w:pPr>
+        <w:pStyle w:val="Heading3"/>
+      </w:pPr>
+      <w:r>
+        <w:t>RAG versus a standard LLM assistant, including maintenance</w:t>
+      </w:r>
+    </w:p>
+    <w:tbl>
+      <w:tblPr>
+        <w:tblStyle w:val="TableGrid"/>
+        <w:tblW w:type="auto" w:w="0"/>
+        <w:tblLook w:firstColumn="1" w:firstRow="1" w:lastColumn="0" w:lastRow="0" w:noHBand="0" w:noVBand="1" w:val="04A0"/>
+      </w:tblPr>
+      <w:tblGrid>
+        <w:gridCol w:w="2880"/>
+        <w:gridCol w:w="2880"/>
+        <w:gridCol w:w="2880"/>
+      </w:tblGrid>
+      <w:tr>
+        <w:tc>
+          <w:tcPr>
+            <w:tcW w:type="dxa" w:w="2880"/>
+            <w:shd w:val="clear" w:color="auto" w:fill="1F6FEB"/>
+          </w:tcPr>
+          <w:p>
+            <w:r/>
+            <w:r>
+              <w:rPr>
+                <w:b/>
+                <w:color w:val="FFFFFF"/>
+                <w:sz w:val="19"/>
+              </w:rPr>
+              <w:t>Decision factor</w:t>
+            </w:r>
+          </w:p>
+        </w:tc>
+        <w:tc>
+          <w:tcPr>
+            <w:tcW w:type="dxa" w:w="2880"/>
+            <w:shd w:val="clear" w:color="auto" w:fill="1F6FEB"/>
+          </w:tcPr>
+          <w:p>
+            <w:r/>
+            <w:r>
+              <w:rPr>
+                <w:b/>
+                <w:color w:val="FFFFFF"/>
+                <w:sz w:val="19"/>
+              </w:rPr>
+              <w:t>Standard LLM assistant</w:t>
+            </w:r>
+          </w:p>
+        </w:tc>
+        <w:tc>
+          <w:tcPr>
+            <w:tcW w:type="dxa" w:w="2880"/>
+            <w:shd w:val="clear" w:color="auto" w:fill="1F6FEB"/>
+          </w:tcPr>
+          <w:p>
+            <w:r/>
+            <w:r>
+              <w:rPr>
+                <w:b/>
+                <w:color w:val="FFFFFF"/>
+                <w:sz w:val="19"/>
+              </w:rPr>
+              <w:t>RAG-enabled agent</w:t>
+            </w:r>
+          </w:p>
+        </w:tc>
+      </w:tr>
+      <w:tr>
+        <w:tc>
+          <w:tcPr>
+            <w:tcW w:type="dxa" w:w="2880"/>
+          </w:tcPr>
+          <w:p>
+            <w:r/>
+            <w:r>
+              <w:rPr>
+                <w:sz w:val="19"/>
+              </w:rPr>
+              <w:t>Evidence</w:t>
+            </w:r>
+          </w:p>
+        </w:tc>
+        <w:tc>
+          <w:tcPr>
+            <w:tcW w:type="dxa" w:w="2880"/>
+          </w:tcPr>
+          <w:p>
+            <w:r/>
+            <w:r>
+              <w:rPr>
+                <w:sz w:val="19"/>
+              </w:rPr>
+              <w:t>Learned knowledge plus supplied context</w:t>
+            </w:r>
+          </w:p>
+        </w:tc>
+        <w:tc>
+          <w:tcPr>
+            <w:tcW w:type="dxa" w:w="2880"/>
+          </w:tcPr>
+          <w:p>
+            <w:r/>
+            <w:r>
+              <w:rPr>
+                <w:sz w:val="19"/>
+              </w:rPr>
+              <w:t>Authorised retrieved passages plus supplied context</w:t>
+            </w:r>
+          </w:p>
+        </w:tc>
+      </w:tr>
+      <w:tr>
+        <w:tc>
+          <w:tcPr>
+            <w:tcW w:type="dxa" w:w="2880"/>
+          </w:tcPr>
+          <w:p>
+            <w:r/>
+            <w:r>
+              <w:rPr>
+                <w:sz w:val="19"/>
+              </w:rPr>
+              <w:t>Useful strengths</w:t>
+            </w:r>
+          </w:p>
+        </w:tc>
+        <w:tc>
+          <w:tcPr>
+            <w:tcW w:type="dxa" w:w="2880"/>
+          </w:tcPr>
+          <w:p>
+            <w:r/>
+            <w:r>
+              <w:rPr>
+                <w:sz w:val="19"/>
+              </w:rPr>
+              <w:t>Low setup overhead; drafting and general reasoning</w:t>
+            </w:r>
+          </w:p>
+        </w:tc>
+        <w:tc>
+          <w:tcPr>
+            <w:tcW w:type="dxa" w:w="2880"/>
+          </w:tcPr>
+          <w:p>
+            <w:r/>
+            <w:r>
+              <w:rPr>
+                <w:sz w:val="19"/>
+              </w:rPr>
+              <w:t>Current/private document grounding and inspectable source references</w:t>
+            </w:r>
+          </w:p>
+        </w:tc>
+      </w:tr>
+      <w:tr>
+        <w:tc>
+          <w:tcPr>
+            <w:tcW w:type="dxa" w:w="2880"/>
+          </w:tcPr>
+          <w:p>
+            <w:r/>
+            <w:r>
+              <w:rPr>
+                <w:sz w:val="19"/>
+              </w:rPr>
+              <w:t>Limitations</w:t>
+            </w:r>
+          </w:p>
+        </w:tc>
+        <w:tc>
+          <w:tcPr>
+            <w:tcW w:type="dxa" w:w="2880"/>
+          </w:tcPr>
+          <w:p>
+            <w:r/>
+            <w:r>
+              <w:rPr>
+                <w:sz w:val="19"/>
+              </w:rPr>
+              <w:t>May lack internal/current facts; unsupported claims</w:t>
+            </w:r>
+          </w:p>
+        </w:tc>
+        <w:tc>
+          <w:tcPr>
+            <w:tcW w:type="dxa" w:w="2880"/>
+          </w:tcPr>
+          <w:p>
+            <w:r/>
+            <w:r>
+              <w:rPr>
+                <w:sz w:val="19"/>
+              </w:rPr>
+              <w:t>Retrieval can miss evidence; stale index or poor chunks can mislead; citations may not support claims</w:t>
+            </w:r>
+          </w:p>
+        </w:tc>
+      </w:tr>
+      <w:tr>
+        <w:tc>
+          <w:tcPr>
+            <w:tcW w:type="dxa" w:w="2880"/>
+          </w:tcPr>
+          <w:p>
+            <w:r/>
+            <w:r>
+              <w:rPr>
+                <w:sz w:val="19"/>
+              </w:rPr>
+              <w:t>Upkeep</w:t>
+            </w:r>
+          </w:p>
+        </w:tc>
+        <w:tc>
+          <w:tcPr>
+            <w:tcW w:type="dxa" w:w="2880"/>
+          </w:tcPr>
+          <w:p>
+            <w:r/>
+            <w:r>
+              <w:rPr>
+                <w:sz w:val="19"/>
+              </w:rPr>
+              <w:t>Maintain instructions, model access and evaluations</w:t>
+            </w:r>
+          </w:p>
+        </w:tc>
+        <w:tc>
+          <w:tcPr>
+            <w:tcW w:type="dxa" w:w="2880"/>
+          </w:tcPr>
+          <w:p>
+            <w:r/>
+            <w:r>
+              <w:rPr>
+                <w:sz w:val="19"/>
+              </w:rPr>
+              <w:t>Also curate documents, permissions, passage/index updates and retrieval tests</w:t>
+            </w:r>
+          </w:p>
+        </w:tc>
+      </w:tr>
+      <w:tr>
+        <w:tc>
+          <w:tcPr>
+            <w:tcW w:type="dxa" w:w="2880"/>
+          </w:tcPr>
+          <w:p>
+            <w:r/>
+            <w:r>
+              <w:rPr>
+                <w:sz w:val="19"/>
+              </w:rPr>
+              <w:t>Cost and latency</w:t>
+            </w:r>
+          </w:p>
+        </w:tc>
+        <w:tc>
+          <w:tcPr>
+            <w:tcW w:type="dxa" w:w="2880"/>
+          </w:tcPr>
+          <w:p>
+            <w:r/>
+            <w:r>
+              <w:rPr>
+                <w:sz w:val="19"/>
+              </w:rPr>
+              <w:t>Prompt/model usage and review</w:t>
+            </w:r>
+          </w:p>
+        </w:tc>
+        <w:tc>
+          <w:tcPr>
+            <w:tcW w:type="dxa" w:w="2880"/>
+          </w:tcPr>
+          <w:p>
+            <w:r/>
+            <w:r>
+              <w:rPr>
+                <w:sz w:val="19"/>
+              </w:rPr>
+              <w:t>Also ingestion/indexing, retrieval and source-quality review</w:t>
+            </w:r>
+          </w:p>
+        </w:tc>
+      </w:tr>
+      <w:tr>
+        <w:tc>
+          <w:tcPr>
+            <w:tcW w:type="dxa" w:w="2880"/>
+          </w:tcPr>
+          <w:p>
+            <w:r/>
+            <w:r>
+              <w:rPr>
+                <w:sz w:val="19"/>
+              </w:rPr>
+              <w:t>Human check</w:t>
+            </w:r>
+          </w:p>
+        </w:tc>
+        <w:tc>
+          <w:tcPr>
+            <w:tcW w:type="dxa" w:w="2880"/>
+          </w:tcPr>
+          <w:p>
+            <w:r/>
+            <w:r>
+              <w:rPr>
+                <w:sz w:val="19"/>
+              </w:rPr>
+              <w:t>Verify important facts independently</w:t>
+            </w:r>
+          </w:p>
+        </w:tc>
+        <w:tc>
+          <w:tcPr>
+            <w:tcW w:type="dxa" w:w="2880"/>
+          </w:tcPr>
+          <w:p>
+            <w:r/>
+            <w:r>
+              <w:rPr>
+                <w:sz w:val="19"/>
+              </w:rPr>
+              <w:t>Check source version, access and actual passage support</w:t>
+            </w:r>
+          </w:p>
+        </w:tc>
+      </w:tr>
+    </w:tbl>
+    <w:p>
+      <w:pPr>
+        <w:spacing w:after="40"/>
+      </w:pPr>
+    </w:p>
+    <w:p>
+      <w:r>
+        <w:t>A maintainable RAG pipeline registers source ownership and permissions, ingests approved documents, prepares passages, builds a search or vector index, retrieves authorised evidence and records source/version IDs. When a policy changes, remove obsolete versions, refresh the relevant index and rerun retrieval/answer checks. A vector embedding service is one option, not a requirement for every retrieval system. Choose the simplest design whose freshness, privacy, quality and upkeep fit the product.</w:t>
+      </w:r>
+    </w:p>
+    <w:p>
+      <w:r>
+        <w:rPr>
+          <w:color w:val="6B6862"/>
+          <w:sz w:val="17"/>
+        </w:rPr>
+        <w:t>Model and agent foundations: https://arxiv.org/abs/1706.03762 ; https://arxiv.org/abs/2210.03629 ; retrieval-augmented generation: https://arxiv.org/abs/2005.11401</w:t>
       </w:r>
     </w:p>
     <w:p>
       <w:r>
         <w:t>Compare observed source accuracy, setup/run/review time, actual approval and stop controls, and explicit failures. Distinguish model weights from runtime context, memory from a managed knowledge base, human-in-the-loop approval from human-on-the-loop monitoring. Keep the task bounded and record unknowns before lunch.</w:t>
+      </w:r>
+    </w:p>
+    <w:p>
+      <w:pPr>
+        <w:pStyle w:val="Heading2"/>
+      </w:pPr>
+      <w:r>
+        <w:t>1.9 Sources and further reading</w:t>
+      </w:r>
+    </w:p>
+    <w:p>
+      <w:r>
+        <w:rPr>
+          <w:color w:val="6B6862"/>
+          <w:sz w:val="17"/>
+        </w:rPr>
+        <w:t>Hermes installation: https://hermes-agent.nousresearch.com/docs/</w:t>
+      </w:r>
+    </w:p>
+    <w:p>
+      <w:r>
+        <w:rPr>
+          <w:color w:val="6B6862"/>
+          <w:sz w:val="17"/>
+        </w:rPr>
+        <w:t>Hermes Telegram gateway: https://hermes-agent.nousresearch.com/docs/user-guide/messaging</w:t>
+      </w:r>
+    </w:p>
+    <w:p>
+      <w:r>
+        <w:rPr>
+          <w:color w:val="6B6862"/>
+          <w:sz w:val="17"/>
+        </w:rPr>
+        <w:t>Hermes skills: https://hermes-agent.nousresearch.com/docs/user-guide/features/skills</w:t>
+      </w:r>
+    </w:p>
+    <w:p>
+      <w:r>
+        <w:rPr>
+          <w:color w:val="6B6862"/>
+          <w:sz w:val="17"/>
+        </w:rPr>
+        <w:t>gog installation and platform requirements: https://gogcli.sh/install.html</w:t>
+      </w:r>
+    </w:p>
+    <w:p>
+      <w:r>
+        <w:rPr>
+          <w:color w:val="6B6862"/>
+          <w:sz w:val="17"/>
+        </w:rPr>
+        <w:t>gog OAuth and read commands: https://gogcli.sh/quickstart.html</w:t>
+      </w:r>
+    </w:p>
+    <w:p>
+      <w:r>
+        <w:rPr>
+          <w:color w:val="6B6862"/>
+          <w:sz w:val="17"/>
+        </w:rPr>
+        <w:t>gog command policy and readonly flag: https://github.com/openclaw/gogcli</w:t>
+      </w:r>
+    </w:p>
+    <w:p>
+      <w:r>
+        <w:rPr>
+          <w:color w:val="6B6862"/>
+          <w:sz w:val="17"/>
+        </w:rPr>
+        <w:t>OpenAI Dots: product demo reference: https://openai.com/index/introducing-dots/</w:t>
+      </w:r>
+    </w:p>
+    <w:p>
+      <w:r>
+        <w:rPr>
+          <w:color w:val="6B6862"/>
+          <w:sz w:val="17"/>
+        </w:rPr>
+        <w:t>Google AI co-scientist: research case: https://research.google/blog/accelerating-scientific-breakthroughs-with-an-ai-co-scientist/</w:t>
+      </w:r>
+    </w:p>
+    <w:p>
+      <w:r>
+        <w:rPr>
+          <w:color w:val="6B6862"/>
+          <w:sz w:val="17"/>
+        </w:rPr>
+        <w:t>AlphaEvolve: evaluators and algorithm search: https://arxiv.org/abs/2506.13131</w:t>
+      </w:r>
+    </w:p>
+    <w:p>
+      <w:r>
+        <w:rPr>
+          <w:color w:val="6B6862"/>
+          <w:sz w:val="17"/>
+        </w:rPr>
+        <w:t>Workflow, routing, parallelism and orchestrator patterns: https://www.anthropic.com/research/building-effective-agents</w:t>
+      </w:r>
+    </w:p>
+    <w:p>
+      <w:r>
+        <w:rPr>
+          <w:color w:val="6B6862"/>
+          <w:sz w:val="17"/>
+        </w:rPr>
+        <w:t>Context engineering: https://www.anthropic.com/engineering/effective-context-engineering-for-ai-agents</w:t>
+      </w:r>
+    </w:p>
+    <w:p>
+      <w:r>
+        <w:rPr>
+          <w:color w:val="6B6862"/>
+          <w:sz w:val="17"/>
+        </w:rPr>
+        <w:t>PptxGenJS: editable PowerPoint output: https://gitbrent.github.io/PptxGenJS/</w:t>
+      </w:r>
+    </w:p>
+    <w:p>
+      <w:r>
+        <w:rPr>
+          <w:color w:val="6B6862"/>
+          <w:sz w:val="17"/>
+        </w:rPr>
+        <w:t>FFmpeg: local video rendering: https://ffmpeg.org/ffmpeg.html</w:t>
+      </w:r>
+    </w:p>
+    <w:p>
+      <w:r>
+        <w:rPr>
+          <w:color w:val="6B6862"/>
+          <w:sz w:val="17"/>
+        </w:rPr>
+        <w:t>HyperFrames: optional AI video workflow: https://github.com/heygen-com/hyperframes</w:t>
+      </w:r>
+    </w:p>
+    <w:p>
+      <w:r>
+        <w:rPr>
+          <w:color w:val="6B6862"/>
+          <w:sz w:val="17"/>
+        </w:rPr>
+        <w:t>IBM — human-AI collaboration: https://www.ibm.com/think/topics/human-ai-collaboration</w:t>
+      </w:r>
+    </w:p>
+    <w:p>
+      <w:r>
+        <w:rPr>
+          <w:color w:val="6B6862"/>
+          <w:sz w:val="17"/>
+        </w:rPr>
+        <w:t>Columbia — building AI that understands people: https://www.cs.columbia.edu/2026/building-ai-that-understands-people/</w:t>
+      </w:r>
+    </w:p>
+    <w:p>
+      <w:r>
+        <w:rPr>
+          <w:color w:val="6B6862"/>
+          <w:sz w:val="17"/>
+        </w:rPr>
+        <w:t>UNSW — workplace design and governance: https://www.businessthink.unsw.edu.au/articles/ai-agents-workplace-human-ai-collaboration-governance</w:t>
+      </w:r>
+    </w:p>
+    <w:p>
+      <w:r>
+        <w:rPr>
+          <w:color w:val="6B6862"/>
+          <w:sz w:val="17"/>
+        </w:rPr>
+        <w:t>Mental models of multi-agent early adopters: https://arxiv.org/html/2510.06224v1</w:t>
+      </w:r>
+    </w:p>
+    <w:p>
+      <w:r>
+        <w:rPr>
+          <w:color w:val="6B6862"/>
+          <w:sz w:val="17"/>
+        </w:rPr>
+        <w:t>Human–AI field experiment: https://arxiv.org/html/2503.18238v3</w:t>
+      </w:r>
+    </w:p>
+    <w:p>
+      <w:r>
+        <w:rPr>
+          <w:color w:val="6B6862"/>
+          <w:sz w:val="17"/>
+        </w:rPr>
+        <w:t>Performance and preferences: https://link.springer.com/article/10.1186/s41235-026-00713-1</w:t>
+      </w:r>
+    </w:p>
+    <w:p>
+      <w:r>
+        <w:rPr>
+          <w:color w:val="6B6862"/>
+          <w:sz w:val="17"/>
+        </w:rPr>
+        <w:t>Human–AI teams review: https://link.springer.com/article/10.1007/s00146-026-02977-z</w:t>
+      </w:r>
+    </w:p>
+    <w:p>
+      <w:r>
+        <w:rPr>
+          <w:color w:val="6B6862"/>
+          <w:sz w:val="17"/>
+        </w:rPr>
+        <w:t>Deloitte — AI and VR collaboration scenarios: https://www.deloitte.com/global/en/insights/industry/technology/ai-and-vr-model-for-human-ai-collaboration.html</w:t>
+      </w:r>
+    </w:p>
+    <w:p>
+      <w:r>
+        <w:rPr>
+          <w:color w:val="6B6862"/>
+          <w:sz w:val="17"/>
+        </w:rPr>
+        <w:t>ChatCollab research prototype: https://arxiv.org/html/2412.01992v1</w:t>
+      </w:r>
+    </w:p>
+    <w:p>
+      <w:r>
+        <w:rPr>
+          <w:color w:val="6B6862"/>
+          <w:sz w:val="17"/>
+        </w:rPr>
+        <w:t>Hermes Kanban: https://hermes-agent.nousresearch.com/docs/user-guide/features/kanban</w:t>
+      </w:r>
+    </w:p>
+    <w:p>
+      <w:r>
+        <w:rPr>
+          <w:color w:val="6B6862"/>
+          <w:sz w:val="17"/>
+        </w:rPr>
+        <w:t>OpenAI Dots: https://learn.chatgpt.com/docs/dots/getting-started</w:t>
+      </w:r>
+    </w:p>
+    <w:p>
+      <w:r>
+        <w:rPr>
+          <w:color w:val="6B6862"/>
+          <w:sz w:val="17"/>
+        </w:rPr>
+        <w:t>Figure Helix: https://www.figure.ai/news/helix</w:t>
+      </w:r>
+    </w:p>
+    <w:p>
+      <w:r>
+        <w:rPr>
+          <w:color w:val="6B6862"/>
+          <w:sz w:val="17"/>
+        </w:rPr>
+        <w:t>Responsible robotics: https://deepmind.google/models/gemini-robotics/responsibly-advancing-ai-and-robotics/</w:t>
       </w:r>
     </w:p>
     <w:p>
@@ -6669,7 +7259,7 @@
     </w:p>
     <w:p>
       <w:r>
-        <w:t>Inspect the approved memory entry, then start a fresh chat with the same local profile and explicit workspace. Ask which angle you chose and why, and whether the answer used persisted memory or source/session search. Optional extension: Messaging → Telegram → Create with QR; verify numeric allowlist, restart if requested and use the existing gateway for one private round trip. Telegram is optional in v2.3; it does not replace the morning assistant screenshot.</w:t>
+        <w:t>Inspect the approved memory entry, then start a fresh chat with the same local profile and explicit workspace. Ask which angle you chose and why, and whether the answer used persisted memory or source/session search. Optional extension: Messaging → Telegram → Create with QR; verify numeric allowlist, restart if requested and use the existing gateway for one private round trip. Telegram is optional in this course; it does not replace the morning assistant screenshot.</w:t>
       </w:r>
     </w:p>
     <w:p>
@@ -8142,7 +8732,7 @@
         <w:t>Day 1 · 70 min · One agent + office/video skills + human review · LO2</w:t>
       </w:r>
       <w:r>
-        <w:t xml:space="preserve"> — One Hermes agent reads the assigned Google account, analyses an Excel workbook and builds an interactive dashboard and a management presentation.</w:t>
+        <w:t xml:space="preserve"> — One Hermes agent turns the verified analysis into an interactive dashboard, a professional PPT and a short video, then sends one approved training email.</w:t>
       </w:r>
     </w:p>
     <w:p>

--- a/courseware/LG-Human-AI Workforce with Autonomous AI Agents.docx
+++ b/courseware/LG-Human-AI Workforce with Autonomous AI Agents.docx
@@ -179,7 +179,7 @@
           <w:color w:val="1F6FEB"/>
           <w:sz w:val="24"/>
         </w:rPr>
-        <w:t>Version 2.4</w:t>
+        <w:t>Version 2.5</w:t>
       </w:r>
     </w:p>
     <w:p>
@@ -1270,6 +1270,64 @@
           </w:p>
         </w:tc>
       </w:tr>
+      <w:tr>
+        <w:tc>
+          <w:tcPr>
+            <w:tcW w:type="dxa" w:w="1152"/>
+          </w:tcPr>
+          <w:p>
+            <w:r/>
+            <w:r>
+              <w:rPr>
+                <w:sz w:val="19"/>
+              </w:rPr>
+              <w:t>2.5</w:t>
+            </w:r>
+          </w:p>
+        </w:tc>
+        <w:tc>
+          <w:tcPr>
+            <w:tcW w:type="dxa" w:w="1656"/>
+          </w:tcPr>
+          <w:p>
+            <w:r/>
+            <w:r>
+              <w:rPr>
+                <w:sz w:val="19"/>
+              </w:rPr>
+              <w:t>29 October 2026</w:t>
+            </w:r>
+          </w:p>
+        </w:tc>
+        <w:tc>
+          <w:tcPr>
+            <w:tcW w:type="dxa" w:w="5544"/>
+          </w:tcPr>
+          <w:p>
+            <w:r/>
+            <w:r>
+              <w:rPr>
+                <w:sz w:val="19"/>
+              </w:rPr>
+              <w:t>Always-on comparison extended to the Big Five with Manus Cue (official Manus sources). A features slide for each agent (Claude Duet, Meta Muse, Grok Bot, OpenAI Dots, Manus Cue), plus Manus general-agent capabilities with worked examples and the Manus 2.0 additions; Big Five comparison follows the features. 'How to Set Up Manus Cue' added as a reference route (assessed routes unchanged). Practice Exam slide (exams.tertiaryinfotech.com) restored before the final assessment. LG Topic 1 and LP aligned.</w:t>
+            </w:r>
+          </w:p>
+        </w:tc>
+        <w:tc>
+          <w:tcPr>
+            <w:tcW w:type="dxa" w:w="1440"/>
+          </w:tcPr>
+          <w:p>
+            <w:r/>
+            <w:r>
+              <w:rPr>
+                <w:sz w:val="19"/>
+              </w:rPr>
+              <w:t>Dr. Alfred Ang</w:t>
+            </w:r>
+          </w:p>
+        </w:tc>
+      </w:tr>
     </w:tbl>
     <w:p>
       <w:r>
@@ -1510,7 +1568,7 @@
           <w:color w:val="333333"/>
           <w:sz w:val="21"/>
         </w:rPr>
-        <w:t>1.5 Always-on deployment and the Big Four</w:t>
+        <w:t>1.5 Always-on deployment and the Big Five</w:t>
         <w:tab/>
         <w:t>10</w:t>
       </w:r>
@@ -1532,7 +1590,7 @@
         </w:rPr>
         <w:t>1.6 How to set up an always-on assistant</w:t>
         <w:tab/>
-        <w:t>11</w:t>
+        <w:t>12</w:t>
       </w:r>
     </w:p>
     <w:p>
@@ -1552,7 +1610,7 @@
         </w:rPr>
         <w:t>1.7 Evidence, ongoing work and human control</w:t>
         <w:tab/>
-        <w:t>12</w:t>
+        <w:t>13</w:t>
       </w:r>
     </w:p>
     <w:p>
@@ -1572,7 +1630,7 @@
         </w:rPr>
         <w:t>Lab 1 — Activity 1 — Set Up an Always-On Personal Assistant</w:t>
         <w:tab/>
-        <w:t>12</w:t>
+        <w:t>13</w:t>
       </w:r>
     </w:p>
     <w:p>
@@ -1592,7 +1650,7 @@
         </w:rPr>
         <w:t>1.8 Under the hood: how agents work</w:t>
         <w:tab/>
-        <w:t>16</w:t>
+        <w:t>17</w:t>
       </w:r>
     </w:p>
     <w:p>
@@ -1612,7 +1670,7 @@
         </w:rPr>
         <w:t>1.9 Sources and further reading</w:t>
         <w:tab/>
-        <w:t>18</w:t>
+        <w:t>19</w:t>
       </w:r>
     </w:p>
     <w:p>
@@ -1631,7 +1689,7 @@
         </w:rPr>
         <w:t>Topic 2 — Hermes Agent — Single-Agent Office Automation, Tools &amp; Skills</w:t>
         <w:tab/>
-        <w:t>19</w:t>
+        <w:t>20</w:t>
       </w:r>
     </w:p>
     <w:p>
@@ -1651,7 +1709,7 @@
         </w:rPr>
         <w:t>Introducing the company scenario — at the start of the Hermes labs</w:t>
         <w:tab/>
-        <w:t>19</w:t>
+        <w:t>20</w:t>
       </w:r>
     </w:p>
     <w:p>
@@ -1671,7 +1729,7 @@
         </w:rPr>
         <w:t>Lab 2 — Activity 2 — Hermes Desktop, Tools, Skills &amp; the Company Brief</w:t>
         <w:tab/>
-        <w:t>20</w:t>
+        <w:t>21</w:t>
       </w:r>
     </w:p>
     <w:p>
@@ -1691,7 +1749,7 @@
         </w:rPr>
         <w:t>Lab 3 — Activity 3 — Hermes Gmail, Calendar, Drive &amp; Excel</w:t>
         <w:tab/>
-        <w:t>24</w:t>
+        <w:t>25</w:t>
       </w:r>
     </w:p>
     <w:p>
@@ -1711,7 +1769,7 @@
         </w:rPr>
         <w:t>Lab 4 — Activity 4 — Hermes Dashboard, Professional PPT &amp; Single-Agent Video</w:t>
         <w:tab/>
-        <w:t>28</w:t>
+        <w:t>30</w:t>
       </w:r>
     </w:p>
     <w:p>
@@ -1730,7 +1788,7 @@
         </w:rPr>
         <w:t>Topic 3 — Hermes Teams &amp; OpenAI Dots — Kanban, Video &amp; Human Oversight</w:t>
         <w:tab/>
-        <w:t>33</w:t>
+        <w:t>34</w:t>
       </w:r>
     </w:p>
     <w:p>
@@ -1750,7 +1808,7 @@
         </w:rPr>
         <w:t>Lab 5 — Activity 5 — Hermes Bots &amp; Kanban Video Studio</w:t>
         <w:tab/>
-        <w:t>33</w:t>
+        <w:t>35</w:t>
       </w:r>
     </w:p>
     <w:p>
@@ -1770,7 +1828,7 @@
         </w:rPr>
         <w:t>Lab 6 — Activity 6 — Source Assurance, RAG Comparison &amp; Maintenance</w:t>
         <w:tab/>
-        <w:t>38</w:t>
+        <w:t>39</w:t>
       </w:r>
     </w:p>
     <w:p>
@@ -1790,7 +1848,7 @@
         </w:rPr>
         <w:t>Lab 7 — Activity 7 — OpenAI Dots: Supervised Launch Review</w:t>
         <w:tab/>
-        <w:t>40</w:t>
+        <w:t>42</w:t>
       </w:r>
     </w:p>
     <w:p>
@@ -1810,7 +1868,7 @@
         </w:rPr>
         <w:t>Lab 8 — Activity 8 — Revise, Verify &amp; Release the Team Video Locally</w:t>
         <w:tab/>
-        <w:t>43</w:t>
+        <w:t>45</w:t>
       </w:r>
     </w:p>
     <w:p>
@@ -1829,7 +1887,7 @@
         </w:rPr>
         <w:t>Assessment Preparation</w:t>
         <w:tab/>
-        <w:t>47</w:t>
+        <w:t>49</w:t>
       </w:r>
     </w:p>
     <w:p>
@@ -1848,7 +1906,7 @@
         </w:rPr>
         <w:t>Glossary</w:t>
         <w:tab/>
-        <w:t>47</w:t>
+        <w:t>49</w:t>
       </w:r>
       <w:r>
         <w:fldChar w:fldCharType="end"/>
@@ -2256,7 +2314,7 @@
               <w:rPr>
                 <w:sz w:val="19"/>
               </w:rPr>
-              <w:t>Brief AI history and two human–AI work modes; Big Four: Duet, Muse, Grok Bot and Dots; Activity 1 · Set up an always-on assistant; Under the hood: harness, loop, context and human decisions; Activity 1: set up an always-on assistant</w:t>
+              <w:t>Brief AI history and two human–AI work modes; Big Five: Duet, Muse, Grok Bot, Dots and Manus Cue; Activity 1 · Set up an always-on assistant; Under the hood: harness, loop, context and human decisions; Activity 1: set up an always-on assistant</w:t>
             </w:r>
           </w:p>
         </w:tc>
@@ -3785,17 +3843,17 @@
         <w:pStyle w:val="Heading2"/>
       </w:pPr>
       <w:r>
-        <w:t>1.5 Always-on deployment and the Big Four</w:t>
-      </w:r>
-    </w:p>
-    <w:p>
-      <w:r>
-        <w:t>OpenClaw → Hermes → hosted agents such as Dots, Muse, Duet and Grok Bot is a teaching progression through deployment/work choices, not corporate lineage. Local agents stop when their runtime stops; a managed cloud agent can keep working while your device is off, within its current limits. A list of avatars is not proof of multi-agent execution; verify actual worker runs, owned outputs and hand-offs.</w:t>
-      </w:r>
-    </w:p>
-    <w:p>
-      <w:r>
-        <w:t>Use the requested BULDRR article's job-fit, control, access and limits framework. It was updated on 22 October 2026; newer official vendor information takes precedence. This is a task-selection framework, not an independent performance benchmark or a universal ranking.</w:t>
+        <w:t>1.5 Always-on deployment and the Big Five</w:t>
+      </w:r>
+    </w:p>
+    <w:p>
+      <w:r>
+        <w:t>OpenClaw → Hermes → hosted agents such as Dots, Muse, Duet, Grok Bot and Cue is a teaching progression through deployment/work choices, not corporate lineage. Local agents stop when their runtime stops; a managed cloud agent can keep working while your device is off, within its current limits. A list of avatars is not proof of multi-agent execution; verify actual worker runs, owned outputs and hand-offs.</w:t>
+      </w:r>
+    </w:p>
+    <w:p>
+      <w:r>
+        <w:t>Compare the agents with a job-fit, control, access and limits framework (BULDRR). It was updated on 22 October 2026; newer official vendor information takes precedence. This is a task-selection framework, not an independent performance benchmark or a universal ranking.</w:t>
       </w:r>
     </w:p>
     <w:tbl>
@@ -4045,6 +4103,331 @@
       </w:pPr>
     </w:p>
     <w:p>
+      <w:pPr>
+        <w:pStyle w:val="Heading3"/>
+      </w:pPr>
+      <w:r>
+        <w:t>What each always-on agent can do</w:t>
+      </w:r>
+    </w:p>
+    <w:p>
+      <w:r>
+        <w:t>Features below are from each vendor's official pages, checked 29 October 2026.</w:t>
+      </w:r>
+    </w:p>
+    <w:tbl>
+      <w:tblPr>
+        <w:tblStyle w:val="TableGrid"/>
+        <w:tblW w:type="auto" w:w="0"/>
+        <w:tblLook w:firstColumn="1" w:firstRow="1" w:lastColumn="0" w:lastRow="0" w:noHBand="0" w:noVBand="1" w:val="04A0"/>
+      </w:tblPr>
+      <w:tblGrid>
+        <w:gridCol w:w="2880"/>
+        <w:gridCol w:w="2880"/>
+        <w:gridCol w:w="2880"/>
+      </w:tblGrid>
+      <w:tr>
+        <w:tc>
+          <w:tcPr>
+            <w:tcW w:type="dxa" w:w="2880"/>
+            <w:shd w:val="clear" w:color="auto" w:fill="1F6FEB"/>
+          </w:tcPr>
+          <w:p>
+            <w:r/>
+            <w:r>
+              <w:rPr>
+                <w:b/>
+                <w:color w:val="FFFFFF"/>
+                <w:sz w:val="19"/>
+              </w:rPr>
+              <w:t>Agent</w:t>
+            </w:r>
+          </w:p>
+        </w:tc>
+        <w:tc>
+          <w:tcPr>
+            <w:tcW w:type="dxa" w:w="2880"/>
+            <w:shd w:val="clear" w:color="auto" w:fill="1F6FEB"/>
+          </w:tcPr>
+          <w:p>
+            <w:r/>
+            <w:r>
+              <w:rPr>
+                <w:b/>
+                <w:color w:val="FFFFFF"/>
+                <w:sz w:val="19"/>
+              </w:rPr>
+              <w:t>Key features</w:t>
+            </w:r>
+          </w:p>
+        </w:tc>
+        <w:tc>
+          <w:tcPr>
+            <w:tcW w:type="dxa" w:w="2880"/>
+            <w:shd w:val="clear" w:color="auto" w:fill="1F6FEB"/>
+          </w:tcPr>
+          <w:p>
+            <w:r/>
+            <w:r>
+              <w:rPr>
+                <w:b/>
+                <w:color w:val="FFFFFF"/>
+                <w:sz w:val="19"/>
+              </w:rPr>
+              <w:t>Access (29 Oct 2026)</w:t>
+            </w:r>
+          </w:p>
+        </w:tc>
+      </w:tr>
+      <w:tr>
+        <w:tc>
+          <w:tcPr>
+            <w:tcW w:type="dxa" w:w="2880"/>
+          </w:tcPr>
+          <w:p>
+            <w:r/>
+            <w:r>
+              <w:rPr>
+                <w:sz w:val="19"/>
+              </w:rPr>
+              <w:t>Claude Duet</w:t>
+            </w:r>
+          </w:p>
+        </w:tc>
+        <w:tc>
+          <w:tcPr>
+            <w:tcW w:type="dxa" w:w="2880"/>
+          </w:tcPr>
+          <w:p>
+            <w:r/>
+            <w:r>
+              <w:rPr>
+                <w:sz w:val="19"/>
+              </w:rPr>
+              <w:t>Morning brief across connected apps; checks accounts every few hours and messages only when something needs you; own virtual machine and browser; 6,000+ connectors (Gmail, Slack, QuickBooks, Stripe, HubSpot, Docusign…); shows exactly what it will send, pay, sign or delete and waits for approval</w:t>
+            </w:r>
+          </w:p>
+        </w:tc>
+        <w:tc>
+          <w:tcPr>
+            <w:tcW w:type="dxa" w:w="2880"/>
+          </w:tcPr>
+          <w:p>
+            <w:r/>
+            <w:r>
+              <w:rPr>
+                <w:sz w:val="19"/>
+              </w:rPr>
+              <w:t>Research preview, US Pro/Max via waitlist</w:t>
+            </w:r>
+          </w:p>
+        </w:tc>
+      </w:tr>
+      <w:tr>
+        <w:tc>
+          <w:tcPr>
+            <w:tcW w:type="dxa" w:w="2880"/>
+          </w:tcPr>
+          <w:p>
+            <w:r/>
+            <w:r>
+              <w:rPr>
+                <w:sz w:val="19"/>
+              </w:rPr>
+              <w:t>Meta Muse</w:t>
+            </w:r>
+          </w:p>
+        </w:tc>
+        <w:tc>
+          <w:tcPr>
+            <w:tcW w:type="dxa" w:w="2880"/>
+          </w:tcPr>
+          <w:p>
+            <w:r/>
+            <w:r>
+              <w:rPr>
+                <w:sz w:val="19"/>
+              </w:rPr>
+              <w:t>Manages email, schedules and goals; Gmail, Google Calendar and Instagram connectors; Singapore partners (Shopee, Lazada, Grab, Singapore Airlines, Agoda, Klook, Trip.com, ShopBack) rolling out; checks before sending or buying; Muse Secure VM keeps passwords and payment methods out of the agent's view</w:t>
+            </w:r>
+          </w:p>
+        </w:tc>
+        <w:tc>
+          <w:tcPr>
+            <w:tcW w:type="dxa" w:w="2880"/>
+          </w:tcPr>
+          <w:p>
+            <w:r/>
+            <w:r>
+              <w:rPr>
+                <w:sz w:val="19"/>
+              </w:rPr>
+              <w:t>Singapore since 27 Oct 2026; free for most needs</w:t>
+            </w:r>
+          </w:p>
+        </w:tc>
+      </w:tr>
+      <w:tr>
+        <w:tc>
+          <w:tcPr>
+            <w:tcW w:type="dxa" w:w="2880"/>
+          </w:tcPr>
+          <w:p>
+            <w:r/>
+            <w:r>
+              <w:rPr>
+                <w:sz w:val="19"/>
+              </w:rPr>
+              <w:t>Grok Bot</w:t>
+            </w:r>
+          </w:p>
+        </w:tc>
+        <w:tc>
+          <w:tcPr>
+            <w:tcW w:type="dxa" w:w="2880"/>
+          </w:tcPr>
+          <w:p>
+            <w:r/>
+            <w:r>
+              <w:rPr>
+                <w:sz w:val="19"/>
+              </w:rPr>
+              <w:t>Persistent cloud computer (browser, command line, files) shared by your bots; watch live or take over for sign-ins; Gmail, Calendar, Sheets, Slack, Notion and MCP servers; its own @mail.grokbot.com address; Vault/1Password sign-ins and Auto Review</w:t>
+            </w:r>
+          </w:p>
+        </w:tc>
+        <w:tc>
+          <w:tcPr>
+            <w:tcW w:type="dxa" w:w="2880"/>
+          </w:tcPr>
+          <w:p>
+            <w:r/>
+            <w:r>
+              <w:rPr>
+                <w:sz w:val="19"/>
+              </w:rPr>
+              <w:t>Check your plan's access</w:t>
+            </w:r>
+          </w:p>
+        </w:tc>
+      </w:tr>
+      <w:tr>
+        <w:tc>
+          <w:tcPr>
+            <w:tcW w:type="dxa" w:w="2880"/>
+          </w:tcPr>
+          <w:p>
+            <w:r/>
+            <w:r>
+              <w:rPr>
+                <w:sz w:val="19"/>
+              </w:rPr>
+              <w:t>OpenAI Dots</w:t>
+            </w:r>
+          </w:p>
+        </w:tc>
+        <w:tc>
+          <w:tcPr>
+            <w:tcW w:type="dxa" w:w="2880"/>
+          </w:tcPr>
+          <w:p>
+            <w:r/>
+            <w:r>
+              <w:rPr>
+                <w:sz w:val="19"/>
+              </w:rPr>
+              <w:t>Several ongoing responsibilities per dot; its own cloud computer, optionally your computer; plugins for email, calendar and files; contact methods such as Slack; delegates to ChatGPT Work or Codex; schedules, event triggers and an Activity view</w:t>
+            </w:r>
+          </w:p>
+        </w:tc>
+        <w:tc>
+          <w:tcPr>
+            <w:tcW w:type="dxa" w:w="2880"/>
+          </w:tcPr>
+          <w:p>
+            <w:r/>
+            <w:r>
+              <w:rPr>
+                <w:sz w:val="19"/>
+              </w:rPr>
+              <w:t>Check access and preview limits for your account</w:t>
+            </w:r>
+          </w:p>
+        </w:tc>
+      </w:tr>
+      <w:tr>
+        <w:tc>
+          <w:tcPr>
+            <w:tcW w:type="dxa" w:w="2880"/>
+          </w:tcPr>
+          <w:p>
+            <w:r/>
+            <w:r>
+              <w:rPr>
+                <w:sz w:val="19"/>
+              </w:rPr>
+              <w:t>Manus Cue</w:t>
+            </w:r>
+          </w:p>
+        </w:tc>
+        <w:tc>
+          <w:tcPr>
+            <w:tcW w:type="dxa" w:w="2880"/>
+          </w:tcPr>
+          <w:p>
+            <w:r/>
+            <w:r>
+              <w:rPr>
+                <w:sz w:val="19"/>
+              </w:rPr>
+              <w:t>Each agent has its own email, phone number, wallet and computer; takes forwarded calls; pays within budgets you set; agents collaborate in a group chat; connectors (Gmail, Trip.com…) and routines; scan a QR code to create an agent</w:t>
+            </w:r>
+          </w:p>
+        </w:tc>
+        <w:tc>
+          <w:tcPr>
+            <w:tcW w:type="dxa" w:w="2880"/>
+          </w:tcPr>
+          <w:p>
+            <w:r/>
+            <w:r>
+              <w:rPr>
+                <w:sz w:val="19"/>
+              </w:rPr>
+              <w:t>Early access, free with an invite code</w:t>
+            </w:r>
+          </w:p>
+        </w:tc>
+      </w:tr>
+    </w:tbl>
+    <w:p>
+      <w:pPr>
+        <w:spacing w:after="40"/>
+      </w:pPr>
+    </w:p>
+    <w:p>
+      <w:pPr>
+        <w:pStyle w:val="Heading3"/>
+      </w:pPr>
+      <w:r>
+        <w:t>Manus — the general agent behind Cue</w:t>
+      </w:r>
+    </w:p>
+    <w:p>
+      <w:r>
+        <w:t>Manus is a general AI agent that delivers research, slides, websites, images, videos and charts. Core capabilities: deep research and synthesis; autonomous multi-step task execution across files, websites and tools; and automations and integrations (scheduled tasks, event triggers and connected apps). Manus 2.0 (28 September 2026) adds the Cascade agent harness, Cloud Computer, event-triggered Automations, Studio with a video editor and game development, and computer use on your own machine. Course prompts to try in Manus: research and build a slide deck comparing the Singapore and India AI startup ecosystems; a page tracking Singapore traffic from live camera feeds; interactive 3D models with sun-path analysis for HDB BTO projects.</w:t>
+      </w:r>
+    </w:p>
+    <w:p>
+      <w:r>
+        <w:rPr>
+          <w:color w:val="6B6862"/>
+          <w:sz w:val="17"/>
+        </w:rPr>
+        <w:t>Manus 2.0 and Cue: https://manus.im/blog/introducing-manus-2-0 ; https://cue.im/</w:t>
+      </w:r>
+    </w:p>
+    <w:p>
       <w:r>
         <w:rPr>
           <w:color w:val="6B6862"/>
@@ -4067,12 +4450,12 @@
         <w:pStyle w:val="Heading3"/>
       </w:pPr>
       <w:r>
-        <w:t>News added to the PPT: Muse is available in Singapore</w:t>
-      </w:r>
-    </w:p>
-    <w:p>
-      <w:r>
-        <w:t>Meta's official announcement dated 27 October 2026 confirms Singapore availability, Gmail/Google Calendar/Instagram connections, sensitive-action approval and free core use with optional subscriptions. Local partner features roll out progressively. This supersedes the article's earlier Muse regional information; inspect what is actually available in each account. Muse is the recommended morning route, with provisioned Dots or Grok Bot as alternatives.</w:t>
+        <w:t>Muse is available in Singapore</w:t>
+      </w:r>
+    </w:p>
+    <w:p>
+      <w:r>
+        <w:t>Meta's official announcement dated 27 October 2026 confirms Singapore availability, Gmail/Google Calendar/Instagram connections, sensitive-action approval and free core use with optional subscriptions. Local partner features roll out progressively. Muse is the recommended morning route, with provisioned Dots or Grok Bot as alternatives.</w:t>
       </w:r>
     </w:p>
     <w:p>
@@ -4103,7 +4486,7 @@
     </w:p>
     <w:p>
       <w:r>
-        <w:t>The class executes one route: Muse is recommended in Singapore; use Dots or Grok Bot only with an eligible account. Claude Duet is shown for reference (US Pro/Max research preview). Use only the trainer-assigned Google account and connect Gmail and Google Calendar separately.</w:t>
+        <w:t>The class executes one route: Muse is recommended in Singapore; use Dots or Grok Bot only with an eligible account. Claude Duet (US Pro/Max research preview) and Manus Cue (early access, invite code) are shown for reference. Use only the trainer-assigned Google account and connect Gmail and Google Calendar separately.</w:t>
       </w:r>
     </w:p>
     <w:p>
@@ -4116,42 +4499,42 @@
     </w:p>
     <w:p>
       <w:pPr>
-        <w:pStyle w:val="ListNumber"/>
-      </w:pPr>
-      <w:r>
-        <w:t>Install Muse from Meta (iOS / Android) or open muse.ai; confirm the developer is Meta Platforms, Inc.</w:t>
-      </w:r>
-    </w:p>
-    <w:p>
-      <w:pPr>
-        <w:pStyle w:val="ListNumber"/>
-      </w:pPr>
-      <w:r>
-        <w:t>Complete sign-in and onboarding; Facebook, Instagram and Threads link automatically through Accounts Center.</w:t>
-      </w:r>
-    </w:p>
-    <w:p>
-      <w:pPr>
-        <w:pStyle w:val="ListNumber"/>
-      </w:pPr>
-      <w:r>
-        <w:t>Go to Settings → Connectors → Connect beside Gmail → Continue.</w:t>
-      </w:r>
-    </w:p>
-    <w:p>
-      <w:pPr>
-        <w:pStyle w:val="ListNumber"/>
-      </w:pPr>
-      <w:r>
-        <w:t>Finish the Google login in the browser; repeat for Google Calendar.</w:t>
-      </w:r>
-    </w:p>
-    <w:p>
-      <w:pPr>
-        <w:pStyle w:val="ListNumber"/>
-      </w:pPr>
-      <w:r>
-        <w:t>Keep retrieve-only where offered and approve sends and invites. Shortcut: ask “Connect my Gmail”; disconnect anytime in Settings → Connectors.</w:t>
+        <w:pStyle w:val="ListBullet"/>
+      </w:pPr>
+      <w:r>
+        <w:t>Step 1 — Install Muse from Meta (iOS / Android) or open muse.ai; confirm the developer is Meta Platforms, Inc.</w:t>
+      </w:r>
+    </w:p>
+    <w:p>
+      <w:pPr>
+        <w:pStyle w:val="ListBullet"/>
+      </w:pPr>
+      <w:r>
+        <w:t>Step 2 — Complete sign-in and onboarding; Facebook, Instagram and Threads link automatically through Accounts Center.</w:t>
+      </w:r>
+    </w:p>
+    <w:p>
+      <w:pPr>
+        <w:pStyle w:val="ListBullet"/>
+      </w:pPr>
+      <w:r>
+        <w:t>Step 3 — Go to Settings → Connectors → Connect beside Gmail → Continue.</w:t>
+      </w:r>
+    </w:p>
+    <w:p>
+      <w:pPr>
+        <w:pStyle w:val="ListBullet"/>
+      </w:pPr>
+      <w:r>
+        <w:t>Step 4 — Finish the Google login in the browser; repeat for Google Calendar.</w:t>
+      </w:r>
+    </w:p>
+    <w:p>
+      <w:pPr>
+        <w:pStyle w:val="ListBullet"/>
+      </w:pPr>
+      <w:r>
+        <w:t>Step 5 — Keep retrieve-only where offered and approve sends and invites. Shortcut: ask “Connect my Gmail”; disconnect anytime in Settings → Connectors.</w:t>
       </w:r>
     </w:p>
     <w:p>
@@ -4173,42 +4556,42 @@
     </w:p>
     <w:p>
       <w:pPr>
-        <w:pStyle w:val="ListNumber"/>
-      </w:pPr>
-      <w:r>
-        <w:t>Open dots in the ChatGPT mobile app, desktop app or a desktop browser (mobile web is not supported) and follow the introduction.</w:t>
-      </w:r>
-    </w:p>
-    <w:p>
-      <w:pPr>
-        <w:pStyle w:val="ListNumber"/>
-      </w:pPr>
-      <w:r>
-        <w:t>Name your dot and choose its appearance; both can change later.</w:t>
-      </w:r>
-    </w:p>
-    <w:p>
-      <w:pPr>
-        <w:pStyle w:val="ListNumber"/>
-      </w:pPr>
-      <w:r>
-        <w:t>Connect plugins for email, calendar and files, authorising each one.</w:t>
-      </w:r>
-    </w:p>
-    <w:p>
-      <w:pPr>
-        <w:pStyle w:val="ListNumber"/>
-      </w:pPr>
-      <w:r>
-        <w:t>Optional: open the dot’s profile and select Add to connect a contact method such as Slack. A messaging channel does not grant inbox or computer access.</w:t>
-      </w:r>
-    </w:p>
-    <w:p>
-      <w:pPr>
-        <w:pStyle w:val="ListNumber"/>
-      </w:pPr>
-      <w:r>
-        <w:t>Describe an ongoing responsibility, its sources and which decisions need you. Ending a conversation does not necessarily stop assigned work; check Activity.</w:t>
+        <w:pStyle w:val="ListBullet"/>
+      </w:pPr>
+      <w:r>
+        <w:t>Step 1 — Open dots in the ChatGPT mobile app, desktop app or a desktop browser (mobile web is not supported) and follow the introduction.</w:t>
+      </w:r>
+    </w:p>
+    <w:p>
+      <w:pPr>
+        <w:pStyle w:val="ListBullet"/>
+      </w:pPr>
+      <w:r>
+        <w:t>Step 2 — Name your dot and choose its appearance; both can change later.</w:t>
+      </w:r>
+    </w:p>
+    <w:p>
+      <w:pPr>
+        <w:pStyle w:val="ListBullet"/>
+      </w:pPr>
+      <w:r>
+        <w:t>Step 3 — Connect plugins for email, calendar and files, authorising each one.</w:t>
+      </w:r>
+    </w:p>
+    <w:p>
+      <w:pPr>
+        <w:pStyle w:val="ListBullet"/>
+      </w:pPr>
+      <w:r>
+        <w:t>Step 4 — Optional: open the dot’s profile and select Add to connect a contact method such as Slack. A messaging channel does not grant inbox or computer access.</w:t>
+      </w:r>
+    </w:p>
+    <w:p>
+      <w:pPr>
+        <w:pStyle w:val="ListBullet"/>
+      </w:pPr>
+      <w:r>
+        <w:t>Step 5 — Describe an ongoing responsibility, its sources and which decisions need you. Ending a conversation does not necessarily stop assigned work; check Activity.</w:t>
       </w:r>
     </w:p>
     <w:p>
@@ -4230,42 +4613,42 @@
     </w:p>
     <w:p>
       <w:pPr>
-        <w:pStyle w:val="ListNumber"/>
-      </w:pPr>
-      <w:r>
-        <w:t>Start at x.ai/bot; install the desktop or mobile app and sign in.</w:t>
-      </w:r>
-    </w:p>
-    <w:p>
-      <w:pPr>
-        <w:pStyle w:val="ListNumber"/>
-      </w:pPr>
-      <w:r>
-        <w:t>Create a bot: sidebar + → Create a Bot → name it → Create.</w:t>
-      </w:r>
-    </w:p>
-    <w:p>
-      <w:pPr>
-        <w:pStyle w:val="ListNumber"/>
-      </w:pPr>
-      <w:r>
-        <w:t>Open Connect apps (mobile: avatar → Connect apps) and add Gmail.</w:t>
-      </w:r>
-    </w:p>
-    <w:p>
-      <w:pPr>
-        <w:pStyle w:val="ListNumber"/>
-      </w:pPr>
-      <w:r>
-        <w:t>Finish the Google login in the browser; repeat for Google Calendar.</w:t>
-      </w:r>
-    </w:p>
-    <w:p>
-      <w:pPr>
-        <w:pStyle w:val="ListNumber"/>
-      </w:pPr>
-      <w:r>
-        <w:t>Confirm both appear under Installed. “Added” does not mean signed in; choose Authenticate if an app shows Needs auth.</w:t>
+        <w:pStyle w:val="ListBullet"/>
+      </w:pPr>
+      <w:r>
+        <w:t>Step 1 — Start at x.ai/bot; install the desktop or mobile app and sign in.</w:t>
+      </w:r>
+    </w:p>
+    <w:p>
+      <w:pPr>
+        <w:pStyle w:val="ListBullet"/>
+      </w:pPr>
+      <w:r>
+        <w:t>Step 2 — Create a bot: sidebar + → Create a Bot → name it → Create.</w:t>
+      </w:r>
+    </w:p>
+    <w:p>
+      <w:pPr>
+        <w:pStyle w:val="ListBullet"/>
+      </w:pPr>
+      <w:r>
+        <w:t>Step 3 — Open Connect apps (mobile: avatar → Connect apps) and add Gmail.</w:t>
+      </w:r>
+    </w:p>
+    <w:p>
+      <w:pPr>
+        <w:pStyle w:val="ListBullet"/>
+      </w:pPr>
+      <w:r>
+        <w:t>Step 4 — Finish the Google login in the browser; repeat for Google Calendar.</w:t>
+      </w:r>
+    </w:p>
+    <w:p>
+      <w:pPr>
+        <w:pStyle w:val="ListBullet"/>
+      </w:pPr>
+      <w:r>
+        <w:t>Step 5 — Confirm both appear under Installed. “Added” does not mean signed in; choose Authenticate if an app shows Needs auth.</w:t>
       </w:r>
     </w:p>
     <w:p>
@@ -4292,42 +4675,42 @@
     </w:p>
     <w:p>
       <w:pPr>
-        <w:pStyle w:val="ListNumber"/>
-      </w:pPr>
-      <w:r>
-        <w:t>Have a Pro or Max plan and join the waitlist at claude.com/product/claude-duet.</w:t>
-      </w:r>
-    </w:p>
-    <w:p>
-      <w:pPr>
-        <w:pStyle w:val="ListNumber"/>
-      </w:pPr>
-      <w:r>
-        <w:t>Once invited, open the Claude Duet app (iOS / Android) or claude.ai.</w:t>
-      </w:r>
-    </w:p>
-    <w:p>
-      <w:pPr>
-        <w:pStyle w:val="ListNumber"/>
-      </w:pPr>
-      <w:r>
-        <w:t>Memory, skills and connected apps carry over from your Claude account.</w:t>
-      </w:r>
-    </w:p>
-    <w:p>
-      <w:pPr>
-        <w:pStyle w:val="ListNumber"/>
-      </w:pPr>
-      <w:r>
-        <w:t>Add connectors such as Gmail, Calendar or Slack from the Claude Marketplace.</w:t>
-      </w:r>
-    </w:p>
-    <w:p>
-      <w:pPr>
-        <w:pStyle w:val="ListNumber"/>
-      </w:pPr>
-      <w:r>
-        <w:t>Tell it what to watch and how often. It asks before it sends, pays, signs or deletes; some actions stay off-limits even with approval.</w:t>
+        <w:pStyle w:val="ListBullet"/>
+      </w:pPr>
+      <w:r>
+        <w:t>Step 1 — Have a Pro or Max plan and join the Claude Duet waitlist on claude.com.</w:t>
+      </w:r>
+    </w:p>
+    <w:p>
+      <w:pPr>
+        <w:pStyle w:val="ListBullet"/>
+      </w:pPr>
+      <w:r>
+        <w:t>Step 2 — Once invited, open the Claude Duet app (iOS / Android) or claude.ai.</w:t>
+      </w:r>
+    </w:p>
+    <w:p>
+      <w:pPr>
+        <w:pStyle w:val="ListBullet"/>
+      </w:pPr>
+      <w:r>
+        <w:t>Step 3 — Memory, skills and connected apps carry over from your Claude account.</w:t>
+      </w:r>
+    </w:p>
+    <w:p>
+      <w:pPr>
+        <w:pStyle w:val="ListBullet"/>
+      </w:pPr>
+      <w:r>
+        <w:t>Step 4 — Add connectors such as Gmail, Calendar or Slack from the Claude Marketplace.</w:t>
+      </w:r>
+    </w:p>
+    <w:p>
+      <w:pPr>
+        <w:pStyle w:val="ListBullet"/>
+      </w:pPr>
+      <w:r>
+        <w:t>Step 5 — Tell it what to watch and how often. It asks before it sends, pays, signs or deletes; some actions stay off-limits even with approval.</w:t>
       </w:r>
     </w:p>
     <w:p>
@@ -4337,6 +4720,63 @@
           <w:sz w:val="17"/>
         </w:rPr>
         <w:t>Introducing Claude Duet: https://claude.com/resources/articles/claude-duet</w:t>
+      </w:r>
+    </w:p>
+    <w:p>
+      <w:pPr>
+        <w:pStyle w:val="Heading3"/>
+      </w:pPr>
+      <w:r>
+        <w:t>Manus Cue (reference — early access)</w:t>
+      </w:r>
+    </w:p>
+    <w:p>
+      <w:pPr>
+        <w:pStyle w:val="ListBullet"/>
+      </w:pPr>
+      <w:r>
+        <w:t>Step 1 — Use cue.im on the web, the desktop app or Android; the iOS app is pending review.</w:t>
+      </w:r>
+    </w:p>
+    <w:p>
+      <w:pPr>
+        <w:pStyle w:val="ListBullet"/>
+      </w:pPr>
+      <w:r>
+        <w:t>Step 2 — Sign up with an invite code from your trainer or an existing user during early access.</w:t>
+      </w:r>
+    </w:p>
+    <w:p>
+      <w:pPr>
+        <w:pStyle w:val="ListBullet"/>
+      </w:pPr>
+      <w:r>
+        <w:t>Step 3 — Create an agent and give it one responsibility and the context it needs.</w:t>
+      </w:r>
+    </w:p>
+    <w:p>
+      <w:pPr>
+        <w:pStyle w:val="ListBullet"/>
+      </w:pPr>
+      <w:r>
+        <w:t>Step 4 — Choose its email, phone, wallet and computer; set wallet budgets and which actions need your approval.</w:t>
+      </w:r>
+    </w:p>
+    <w:p>
+      <w:pPr>
+        <w:pStyle w:val="ListBullet"/>
+      </w:pPr>
+      <w:r>
+        <w:t>Step 5 — Connect Gmail or other services, then define routines for steps you repeat. Keep budgets small and require approval for payments, calls and messages.</w:t>
+      </w:r>
+    </w:p>
+    <w:p>
+      <w:r>
+        <w:rPr>
+          <w:color w:val="6B6862"/>
+          <w:sz w:val="17"/>
+        </w:rPr>
+        <w:t>Cue by Manus: https://cue.im/ ; Manus 2.0 announcement: https://manus.im/blog/introducing-manus-2-0</w:t>
       </w:r>
     </w:p>
     <w:p>

--- a/courseware/LG-Human-AI Workforce with Autonomous AI Agents.docx
+++ b/courseware/LG-Human-AI Workforce with Autonomous AI Agents.docx
@@ -6698,7 +6698,7 @@
     </w:p>
     <w:p>
       <w:r>
-        <w:t xml:space="preserve">Activity 1 has two parts. </w:t>
+        <w:t xml:space="preserve">Activity 1 has three parts. </w:t>
       </w:r>
       <w:r>
         <w:rPr>
@@ -6716,7 +6716,16 @@
         <w:t>1B, if your ChatGPT plan includes dots:</w:t>
       </w:r>
       <w:r>
-        <w:t xml:space="preserve"> set up an OpenAI Dot and give it a standing job. Grok Bot, Claude Duet (US Pro/Max research preview) and Manus Cue (early access, invite code) are shown for reference. Use only the trainer-assigned Google account and connect Gmail and Google Calendar separately.</w:t>
+        <w:t xml:space="preserve"> set up an OpenAI Dot and give it a standing job. </w:t>
+      </w:r>
+      <w:r>
+        <w:rPr>
+          <w:b/>
+        </w:rPr>
+        <w:t>1C, everyone:</w:t>
+      </w:r>
+      <w:r>
+        <w:t xml:space="preserve"> install Wispr Flow and speak your prompts instead of typing them. Grok Bot, Claude Duet (US Pro/Max research preview) and Manus Cue (early access, invite code) are shown for reference. Use only the trainer-assigned Google account and connect Gmail and Google Calendar separately.</w:t>
       </w:r>
     </w:p>
     <w:p>
